--- a/report/main.docx
+++ b/report/main.docx
@@ -6028,10 +6028,10 @@
           <w:b/>
           <w:bCs/>
         </w:rPr>
-        <w:t xml:space="preserve">Digital PDF Repository</w:t>
-      </w:r>
-      <w:r>
-        <w:t xml:space="preserve">: Provides secured cloud/local storage of digitized literature with embedded PDF viewers and download endpoints.</w:t>
+        <w:t xml:space="preserve">Digital Media &amp; Book Catalog Subsystem</w:t>
+      </w:r>
+      <w:r>
+        <w:t xml:space="preserve">: Houses bibliographic records with cloud-hosted high-resolution cover images managed via Cloudinary CDN and in-memory Multer streams, incorporating automated asset deletion rollbacks on failed transactions, alongside digital PDF document reading and downloads.</w:t>
       </w:r>
     </w:p>
     <w:p>
@@ -6911,7 +6911,7 @@
         <w:t xml:space="preserve">Book &amp; Category</w:t>
       </w:r>
       <w:r>
-        <w:t xml:space="preserve">: Houses bibliographic metadata (ISBN, title, author, edition, description, PDF URL) linked to specific thematic categories.</w:t>
+        <w:t xml:space="preserve">: Houses bibliographic metadata (ISBN, title, author, edition, description, cover image URL, PDF URL) linked to specific thematic categories.</w:t>
       </w:r>
     </w:p>
     <w:p>
@@ -7087,6 +7087,24 @@
       </w:r>
       <w:r>
         <w:t xml:space="preserve">: Next.js 15 (React 19) utilizing the App Router architecture, styled with TailwindCSS, Lucide React icons, and Radix UI primitives.</w:t>
+      </w:r>
+    </w:p>
+    <w:p>
+      <w:pPr>
+        <w:numPr>
+          <w:ilvl w:val="0"/>
+          <w:numId w:val="1014"/>
+        </w:numPr>
+      </w:pPr>
+      <w:r>
+        <w:rPr>
+          <w:b/>
+          <w:bCs/>
+        </w:rPr>
+        <w:t xml:space="preserve">Cloud Asset Storage &amp; Media</w:t>
+      </w:r>
+      <w:r>
+        <w:t xml:space="preserve">: Cloudinary CDN and in-memory Multer streaming for scalable cover image hosting, featuring automated transactional rollback cleanup.</w:t>
       </w:r>
     </w:p>
     <w:p>
@@ -13151,7 +13169,7 @@
               <w:jc w:val="left"/>
             </w:pPr>
             <w:r>
-              <w:t xml:space="preserve">/api/v1/books/search</w:t>
+              <w:t xml:space="preserve">/api/v1/book</w:t>
             </w:r>
           </w:p>
         </w:tc>
@@ -13175,7 +13193,7 @@
               <w:jc w:val="left"/>
             </w:pPr>
             <w:r>
-              <w:t xml:space="preserve">Multi-criteria book &amp; shelf location search</w:t>
+              <w:t xml:space="preserve">Catalog query with spatial &amp; category filters</w:t>
             </w:r>
           </w:p>
         </w:tc>
@@ -13201,31 +13219,31 @@
               <w:jc w:val="left"/>
             </w:pPr>
             <w:r>
-              <w:t xml:space="preserve">/api/v1/books</w:t>
-            </w:r>
-          </w:p>
-        </w:tc>
-        <w:tc>
-          <w:tcPr/>
-          <w:p>
-            <w:pPr>
-              <w:pStyle w:val="Compact"/>
-              <w:jc w:val="left"/>
-            </w:pPr>
-            <w:r>
-              <w:t xml:space="preserve">Admin</w:t>
-            </w:r>
-          </w:p>
-        </w:tc>
-        <w:tc>
-          <w:tcPr/>
-          <w:p>
-            <w:pPr>
-              <w:pStyle w:val="Compact"/>
-              <w:jc w:val="left"/>
-            </w:pPr>
-            <w:r>
-              <w:t xml:space="preserve">Create book record with PDF asset</w:t>
+              <w:t xml:space="preserve">/api/v1/book/upload-image</w:t>
+            </w:r>
+          </w:p>
+        </w:tc>
+        <w:tc>
+          <w:tcPr/>
+          <w:p>
+            <w:pPr>
+              <w:pStyle w:val="Compact"/>
+              <w:jc w:val="left"/>
+            </w:pPr>
+            <w:r>
+              <w:t xml:space="preserve">Staff / Admin</w:t>
+            </w:r>
+          </w:p>
+        </w:tc>
+        <w:tc>
+          <w:tcPr/>
+          <w:p>
+            <w:pPr>
+              <w:pStyle w:val="Compact"/>
+              <w:jc w:val="left"/>
+            </w:pPr>
+            <w:r>
+              <w:t xml:space="preserve">Stream &amp; upload book cover to Cloudinary</w:t>
             </w:r>
           </w:p>
         </w:tc>
@@ -13251,31 +13269,31 @@
               <w:jc w:val="left"/>
             </w:pPr>
             <w:r>
-              <w:t xml:space="preserve">/api/v1/circulation/issue</w:t>
-            </w:r>
-          </w:p>
-        </w:tc>
-        <w:tc>
-          <w:tcPr/>
-          <w:p>
-            <w:pPr>
-              <w:pStyle w:val="Compact"/>
-              <w:jc w:val="left"/>
-            </w:pPr>
-            <w:r>
-              <w:t xml:space="preserve">Staff</w:t>
-            </w:r>
-          </w:p>
-        </w:tc>
-        <w:tc>
-          <w:tcPr/>
-          <w:p>
-            <w:pPr>
-              <w:pStyle w:val="Compact"/>
-              <w:jc w:val="left"/>
-            </w:pPr>
-            <w:r>
-              <w:t xml:space="preserve">Issue physical book copy to student</w:t>
+              <w:t xml:space="preserve">/api/v1/book</w:t>
+            </w:r>
+          </w:p>
+        </w:tc>
+        <w:tc>
+          <w:tcPr/>
+          <w:p>
+            <w:pPr>
+              <w:pStyle w:val="Compact"/>
+              <w:jc w:val="left"/>
+            </w:pPr>
+            <w:r>
+              <w:t xml:space="preserve">Staff / Admin</w:t>
+            </w:r>
+          </w:p>
+        </w:tc>
+        <w:tc>
+          <w:tcPr/>
+          <w:p>
+            <w:pPr>
+              <w:pStyle w:val="Compact"/>
+              <w:jc w:val="left"/>
+            </w:pPr>
+            <w:r>
+              <w:t xml:space="preserve">Create book record with cover &amp; PDF asset</w:t>
             </w:r>
           </w:p>
         </w:tc>
@@ -13289,43 +13307,43 @@
               <w:jc w:val="left"/>
             </w:pPr>
             <w:r>
-              <w:t xml:space="preserve">POST</w:t>
-            </w:r>
-          </w:p>
-        </w:tc>
-        <w:tc>
-          <w:tcPr/>
-          <w:p>
-            <w:pPr>
-              <w:pStyle w:val="Compact"/>
-              <w:jc w:val="left"/>
-            </w:pPr>
-            <w:r>
-              <w:t xml:space="preserve">/api/v1/circulation/renew</w:t>
-            </w:r>
-          </w:p>
-        </w:tc>
-        <w:tc>
-          <w:tcPr/>
-          <w:p>
-            <w:pPr>
-              <w:pStyle w:val="Compact"/>
-              <w:jc w:val="left"/>
-            </w:pPr>
-            <w:r>
-              <w:t xml:space="preserve">Student / Staff</w:t>
-            </w:r>
-          </w:p>
-        </w:tc>
-        <w:tc>
-          <w:tcPr/>
-          <w:p>
-            <w:pPr>
-              <w:pStyle w:val="Compact"/>
-              <w:jc w:val="left"/>
-            </w:pPr>
-            <w:r>
-              <w:t xml:space="preserve">Request or approve loan renewal</w:t>
+              <w:t xml:space="preserve">PATCH</w:t>
+            </w:r>
+          </w:p>
+        </w:tc>
+        <w:tc>
+          <w:tcPr/>
+          <w:p>
+            <w:pPr>
+              <w:pStyle w:val="Compact"/>
+              <w:jc w:val="left"/>
+            </w:pPr>
+            <w:r>
+              <w:t xml:space="preserve">/api/v1/book/:id</w:t>
+            </w:r>
+          </w:p>
+        </w:tc>
+        <w:tc>
+          <w:tcPr/>
+          <w:p>
+            <w:pPr>
+              <w:pStyle w:val="Compact"/>
+              <w:jc w:val="left"/>
+            </w:pPr>
+            <w:r>
+              <w:t xml:space="preserve">Staff / Admin</w:t>
+            </w:r>
+          </w:p>
+        </w:tc>
+        <w:tc>
+          <w:tcPr/>
+          <w:p>
+            <w:pPr>
+              <w:pStyle w:val="Compact"/>
+              <w:jc w:val="left"/>
+            </w:pPr>
+            <w:r>
+              <w:t xml:space="preserve">Update book metadata and cover image</w:t>
             </w:r>
           </w:p>
         </w:tc>
@@ -13339,6 +13357,56 @@
               <w:jc w:val="left"/>
             </w:pPr>
             <w:r>
+              <w:t xml:space="preserve">DELETE</w:t>
+            </w:r>
+          </w:p>
+        </w:tc>
+        <w:tc>
+          <w:tcPr/>
+          <w:p>
+            <w:pPr>
+              <w:pStyle w:val="Compact"/>
+              <w:jc w:val="left"/>
+            </w:pPr>
+            <w:r>
+              <w:t xml:space="preserve">/api/v1/book/:id</w:t>
+            </w:r>
+          </w:p>
+        </w:tc>
+        <w:tc>
+          <w:tcPr/>
+          <w:p>
+            <w:pPr>
+              <w:pStyle w:val="Compact"/>
+              <w:jc w:val="left"/>
+            </w:pPr>
+            <w:r>
+              <w:t xml:space="preserve">Staff / Admin</w:t>
+            </w:r>
+          </w:p>
+        </w:tc>
+        <w:tc>
+          <w:tcPr/>
+          <w:p>
+            <w:pPr>
+              <w:pStyle w:val="Compact"/>
+              <w:jc w:val="left"/>
+            </w:pPr>
+            <w:r>
+              <w:t xml:space="preserve">Deactivate book and clean up cloud assets</w:t>
+            </w:r>
+          </w:p>
+        </w:tc>
+      </w:tr>
+      <w:tr>
+        <w:tc>
+          <w:tcPr/>
+          <w:p>
+            <w:pPr>
+              <w:pStyle w:val="Compact"/>
+              <w:jc w:val="left"/>
+            </w:pPr>
+            <w:r>
               <w:t xml:space="preserve">POST</w:t>
             </w:r>
           </w:p>
@@ -13351,7 +13419,107 @@
               <w:jc w:val="left"/>
             </w:pPr>
             <w:r>
-              <w:t xml:space="preserve">/api/v1/circulation/return</w:t>
+              <w:t xml:space="preserve">/api/v1/loan/issue</w:t>
+            </w:r>
+          </w:p>
+        </w:tc>
+        <w:tc>
+          <w:tcPr/>
+          <w:p>
+            <w:pPr>
+              <w:pStyle w:val="Compact"/>
+              <w:jc w:val="left"/>
+            </w:pPr>
+            <w:r>
+              <w:t xml:space="preserve">Staff</w:t>
+            </w:r>
+          </w:p>
+        </w:tc>
+        <w:tc>
+          <w:tcPr/>
+          <w:p>
+            <w:pPr>
+              <w:pStyle w:val="Compact"/>
+              <w:jc w:val="left"/>
+            </w:pPr>
+            <w:r>
+              <w:t xml:space="preserve">Issue physical book copy to student</w:t>
+            </w:r>
+          </w:p>
+        </w:tc>
+      </w:tr>
+      <w:tr>
+        <w:tc>
+          <w:tcPr/>
+          <w:p>
+            <w:pPr>
+              <w:pStyle w:val="Compact"/>
+              <w:jc w:val="left"/>
+            </w:pPr>
+            <w:r>
+              <w:t xml:space="preserve">POST</w:t>
+            </w:r>
+          </w:p>
+        </w:tc>
+        <w:tc>
+          <w:tcPr/>
+          <w:p>
+            <w:pPr>
+              <w:pStyle w:val="Compact"/>
+              <w:jc w:val="left"/>
+            </w:pPr>
+            <w:r>
+              <w:t xml:space="preserve">/api/v1/loan/renew</w:t>
+            </w:r>
+          </w:p>
+        </w:tc>
+        <w:tc>
+          <w:tcPr/>
+          <w:p>
+            <w:pPr>
+              <w:pStyle w:val="Compact"/>
+              <w:jc w:val="left"/>
+            </w:pPr>
+            <w:r>
+              <w:t xml:space="preserve">Student / Staff</w:t>
+            </w:r>
+          </w:p>
+        </w:tc>
+        <w:tc>
+          <w:tcPr/>
+          <w:p>
+            <w:pPr>
+              <w:pStyle w:val="Compact"/>
+              <w:jc w:val="left"/>
+            </w:pPr>
+            <w:r>
+              <w:t xml:space="preserve">Request or approve loan renewal</w:t>
+            </w:r>
+          </w:p>
+        </w:tc>
+      </w:tr>
+      <w:tr>
+        <w:tc>
+          <w:tcPr/>
+          <w:p>
+            <w:pPr>
+              <w:pStyle w:val="Compact"/>
+              <w:jc w:val="left"/>
+            </w:pPr>
+            <w:r>
+              <w:t xml:space="preserve">POST</w:t>
+            </w:r>
+          </w:p>
+        </w:tc>
+        <w:tc>
+          <w:tcPr/>
+          <w:p>
+            <w:pPr>
+              <w:pStyle w:val="Compact"/>
+              <w:jc w:val="left"/>
+            </w:pPr>
+            <w:r>
+              <w:t xml:space="preserve">/api/v1/loan/return</w:t>
             </w:r>
           </w:p>
         </w:tc>

--- a/report/main.docx
+++ b/report/main.docx
@@ -1474,6 +1474,24 @@
           <w:b/>
           <w:bCs/>
         </w:rPr>
+        <w:t xml:space="preserve">Automate Seat Lifecycle Governance and Proactive Notification</w:t>
+      </w:r>
+      <w:r>
+        <w:t xml:space="preserve">: Implement a high-precision background cron engine that auto-cancels 15-minute no-shows, dispatches cancellation notifications (for both no-shows and administrative adjustments with recorded reasons), issues a 10-minute advance expiration warning, and automatically completes sessions and releases physical seats when time slots expire.</w:t>
+      </w:r>
+    </w:p>
+    <w:p>
+      <w:pPr>
+        <w:numPr>
+          <w:ilvl w:val="0"/>
+          <w:numId w:val="1003"/>
+        </w:numPr>
+      </w:pPr>
+      <w:r>
+        <w:rPr>
+          <w:b/>
+          <w:bCs/>
+        </w:rPr>
         <w:t xml:space="preserve">Implement Robust Role-Based Access Control and Analytics</w:t>
       </w:r>
       <w:r>
@@ -1530,6 +1548,39 @@
       </w:pPr>
       <w:r>
         <w:t xml:space="preserve">Dynamic QR token generation, client-side camera scanning, and instant server-side verification.</w:t>
+      </w:r>
+    </w:p>
+    <w:p>
+      <w:pPr>
+        <w:numPr>
+          <w:ilvl w:val="0"/>
+          <w:numId w:val="1004"/>
+        </w:numPr>
+      </w:pPr>
+      <w:r>
+        <w:t xml:space="preserve">Automated 15-minute check-in grace period enforcement and instant no-show cancellation emails.</w:t>
+      </w:r>
+    </w:p>
+    <w:p>
+      <w:pPr>
+        <w:numPr>
+          <w:ilvl w:val="0"/>
+          <w:numId w:val="1004"/>
+        </w:numPr>
+      </w:pPr>
+      <w:r>
+        <w:t xml:space="preserve">Administrative seat cancellation with recorded audit reasons and automated student notifications.</w:t>
+      </w:r>
+    </w:p>
+    <w:p>
+      <w:pPr>
+        <w:numPr>
+          <w:ilvl w:val="0"/>
+          <w:numId w:val="1004"/>
+        </w:numPr>
+      </w:pPr>
+      <w:r>
+        <w:t xml:space="preserve">Strict time slot expiration enforcement with 10-minute advance email warnings and automatic physical seat release.</w:t>
       </w:r>
     </w:p>
     <w:p>
@@ -3440,7 +3491,10 @@
         </m:sSub>
       </m:oMath>
       <w:r>
-        <w:t xml:space="preserve">, the seat status transitions automatically to</w:t>
+        <w:t xml:space="preserve"> </w:t>
+      </w:r>
+      <w:r>
+        <w:t xml:space="preserve">(configured to 15 minutes), an automated background worker transitions the reservation status to</w:t>
       </w:r>
       <w:r>
         <w:t xml:space="preserve"> </w:t>
@@ -3452,7 +3506,86 @@
         <w:t xml:space="preserve">no_show</w:t>
       </w:r>
       <w:r>
-        <w:t xml:space="preserve">, immediately freeing the resource.</w:t>
+        <w:t xml:space="preserve">, immediately frees the physical seat for other patrons, and triggers an automated notification email. Furthermore, to guarantee strict time-slot boundary adherence, proactive reminder signals are dispatched at</w:t>
+      </w:r>
+      <w:r>
+        <w:t xml:space="preserve"> </w:t>
+      </w:r>
+      <m:oMath>
+        <m:sSub>
+          <m:e>
+            <m:r>
+              <m:t>t</m:t>
+            </m:r>
+          </m:e>
+          <m:sub>
+            <m:r>
+              <m:rPr>
+                <m:nor/>
+                <m:sty m:val="p"/>
+              </m:rPr>
+              <m:t>end</m:t>
+            </m:r>
+          </m:sub>
+        </m:sSub>
+        <m:r>
+          <m:rPr>
+            <m:sty m:val="p"/>
+          </m:rPr>
+          <m:t>−</m:t>
+        </m:r>
+        <m:r>
+          <m:rPr>
+            <m:sty m:val="p"/>
+          </m:rPr>
+          <m:t>Δ</m:t>
+        </m:r>
+        <m:sSub>
+          <m:e>
+            <m:r>
+              <m:t>t</m:t>
+            </m:r>
+          </m:e>
+          <m:sub>
+            <m:r>
+              <m:rPr>
+                <m:nor/>
+                <m:sty m:val="p"/>
+              </m:rPr>
+              <m:t>warn</m:t>
+            </m:r>
+          </m:sub>
+        </m:sSub>
+      </m:oMath>
+      <w:r>
+        <w:t xml:space="preserve"> </w:t>
+      </w:r>
+      <w:r>
+        <w:t xml:space="preserve">(10 minutes prior to slot expiration), followed by an automated session completion and physical seat release at</w:t>
+      </w:r>
+      <w:r>
+        <w:t xml:space="preserve"> </w:t>
+      </w:r>
+      <m:oMath>
+        <m:sSub>
+          <m:e>
+            <m:r>
+              <m:t>t</m:t>
+            </m:r>
+          </m:e>
+          <m:sub>
+            <m:r>
+              <m:rPr>
+                <m:nor/>
+                <m:sty m:val="p"/>
+              </m:rPr>
+              <m:t>end</m:t>
+            </m:r>
+          </m:sub>
+        </m:sSub>
+      </m:oMath>
+      <w:r>
+        <w:t xml:space="preserve">.</w:t>
       </w:r>
     </w:p>
     <w:bookmarkEnd w:id="29"/>
@@ -5352,7 +5485,7 @@
               <w:jc w:val="left"/>
             </w:pPr>
             <w:r>
-              <w:t xml:space="preserve">Tokenized QR code check-in/check-out with automatic no-show cancellation after grace periods.</w:t>
+              <w:t xml:space="preserve">Tokenized QR code check-in/check-out with automatic 15-minute no-show cancellation and email notification.</w:t>
             </w:r>
           </w:p>
         </w:tc>
@@ -5640,31 +5773,31 @@
               <w:jc w:val="left"/>
             </w:pPr>
             <w:r>
-              <w:t xml:space="preserve">Lending Policy Control</w:t>
-            </w:r>
-          </w:p>
-        </w:tc>
-        <w:tc>
-          <w:tcPr/>
-          <w:p>
-            <w:pPr>
-              <w:pStyle w:val="Compact"/>
-              <w:jc w:val="left"/>
-            </w:pPr>
-            <w:r>
-              <w:t xml:space="preserve">Global configuration of loan durations, max borrow limits, grace periods, and overdue penalties.</w:t>
-            </w:r>
-          </w:p>
-        </w:tc>
-        <w:tc>
-          <w:tcPr/>
-          <w:p>
-            <w:pPr>
-              <w:pStyle w:val="Compact"/>
-              <w:jc w:val="left"/>
-            </w:pPr>
-            <w:r>
-              <w:t xml:space="preserve">Medium</w:t>
+              <w:t xml:space="preserve">Slot Lifecycle Enforcer</w:t>
+            </w:r>
+          </w:p>
+        </w:tc>
+        <w:tc>
+          <w:tcPr/>
+          <w:p>
+            <w:pPr>
+              <w:pStyle w:val="Compact"/>
+              <w:jc w:val="left"/>
+            </w:pPr>
+            <w:r>
+              <w:t xml:space="preserve">-minute background cron worker issuing 10-min pre-expiration warnings and auto-releasing seats at slot end.</w:t>
+            </w:r>
+          </w:p>
+        </w:tc>
+        <w:tc>
+          <w:tcPr/>
+          <w:p>
+            <w:pPr>
+              <w:pStyle w:val="Compact"/>
+              <w:jc w:val="left"/>
+            </w:pPr>
+            <w:r>
+              <w:t xml:space="preserve">High</w:t>
             </w:r>
           </w:p>
         </w:tc>
@@ -5679,6 +5812,106 @@
             </w:pPr>
             <w:r>
               <w:t xml:space="preserve">FR-10</w:t>
+            </w:r>
+          </w:p>
+        </w:tc>
+        <w:tc>
+          <w:tcPr/>
+          <w:p>
+            <w:pPr>
+              <w:pStyle w:val="Compact"/>
+              <w:jc w:val="left"/>
+            </w:pPr>
+            <w:r>
+              <w:t xml:space="preserve">Admin Seat Cancellation</w:t>
+            </w:r>
+          </w:p>
+        </w:tc>
+        <w:tc>
+          <w:tcPr/>
+          <w:p>
+            <w:pPr>
+              <w:pStyle w:val="Compact"/>
+              <w:jc w:val="left"/>
+            </w:pPr>
+            <w:r>
+              <w:t xml:space="preserve">Administrative cancellation with mandatory/custom audit reasons and automated student alert emails.</w:t>
+            </w:r>
+          </w:p>
+        </w:tc>
+        <w:tc>
+          <w:tcPr/>
+          <w:p>
+            <w:pPr>
+              <w:pStyle w:val="Compact"/>
+              <w:jc w:val="left"/>
+            </w:pPr>
+            <w:r>
+              <w:t xml:space="preserve">High</w:t>
+            </w:r>
+          </w:p>
+        </w:tc>
+      </w:tr>
+      <w:tr>
+        <w:tc>
+          <w:tcPr/>
+          <w:p>
+            <w:pPr>
+              <w:pStyle w:val="Compact"/>
+              <w:jc w:val="left"/>
+            </w:pPr>
+            <w:r>
+              <w:t xml:space="preserve">FR-11</w:t>
+            </w:r>
+          </w:p>
+        </w:tc>
+        <w:tc>
+          <w:tcPr/>
+          <w:p>
+            <w:pPr>
+              <w:pStyle w:val="Compact"/>
+              <w:jc w:val="left"/>
+            </w:pPr>
+            <w:r>
+              <w:t xml:space="preserve">Lending Policy Control</w:t>
+            </w:r>
+          </w:p>
+        </w:tc>
+        <w:tc>
+          <w:tcPr/>
+          <w:p>
+            <w:pPr>
+              <w:pStyle w:val="Compact"/>
+              <w:jc w:val="left"/>
+            </w:pPr>
+            <w:r>
+              <w:t xml:space="preserve">Global configuration of loan durations, max borrow limits, grace periods, and overdue penalties.</w:t>
+            </w:r>
+          </w:p>
+        </w:tc>
+        <w:tc>
+          <w:tcPr/>
+          <w:p>
+            <w:pPr>
+              <w:pStyle w:val="Compact"/>
+              <w:jc w:val="left"/>
+            </w:pPr>
+            <w:r>
+              <w:t xml:space="preserve">Medium</w:t>
+            </w:r>
+          </w:p>
+        </w:tc>
+      </w:tr>
+      <w:tr>
+        <w:tc>
+          <w:tcPr/>
+          <w:p>
+            <w:pPr>
+              <w:pStyle w:val="Compact"/>
+              <w:jc w:val="left"/>
+            </w:pPr>
+            <w:r>
+              <w:t xml:space="preserve">FR-12</w:t>
             </w:r>
           </w:p>
         </w:tc>
@@ -5945,6 +6178,24 @@
       </w:r>
       <w:r>
         <w:t xml:space="preserve">Completed / No-Show).</w:t>
+      </w:r>
+    </w:p>
+    <w:p>
+      <w:pPr>
+        <w:numPr>
+          <w:ilvl w:val="0"/>
+          <w:numId w:val="1011"/>
+        </w:numPr>
+      </w:pPr>
+      <w:r>
+        <w:rPr>
+          <w:b/>
+          <w:bCs/>
+        </w:rPr>
+        <w:t xml:space="preserve">Automated Background Cron &amp; Notification Engine</w:t>
+      </w:r>
+      <w:r>
+        <w:t xml:space="preserve">: Multi-worker scheduling daemon operating on a 1-minute resolution to enforce 15-minute check-in grace periods, dispatch pre-expiration (10-minute) warning emails, execute slot-end seat release procedures, and notify students upon administrative cancellations.</w:t>
       </w:r>
     </w:p>
     <w:p>
@@ -6638,6 +6889,24 @@
         <w:t xml:space="preserve">: Processes checkout loans, tracks due dates, and manages renewal requests.</w:t>
       </w:r>
     </w:p>
+    <w:p>
+      <w:pPr>
+        <w:numPr>
+          <w:ilvl w:val="0"/>
+          <w:numId w:val="1012"/>
+        </w:numPr>
+      </w:pPr>
+      <w:r>
+        <w:rPr>
+          <w:b/>
+          <w:bCs/>
+        </w:rPr>
+        <w:t xml:space="preserve">Process 6.0 (Automated Notification &amp; Seat Reclamation Engine)</w:t>
+      </w:r>
+      <w:r>
+        <w:t xml:space="preserve">: Evaluates active time windows, dispatches transactional emails for cancellations and expiration warnings, and auto-releases physical seats.</w:t>
+      </w:r>
+    </w:p>
     <w:bookmarkEnd w:id="53"/>
     <w:bookmarkEnd w:id="54"/>
     <w:bookmarkStart w:id="60" w:name="Xd4561baededc2921502bf9c1c6fb0e01be91ea6"/>
@@ -6893,7 +7162,103 @@
         <w:t xml:space="preserve"> </w:t>
       </w:r>
       <w:r>
-        <w:t xml:space="preserve">to prevent double-booking.</w:t>
+        <w:t xml:space="preserve">to prevent double-booking. Tracks reservation lifecycles via</w:t>
+      </w:r>
+      <w:r>
+        <w:t xml:space="preserve"> </w:t>
+      </w:r>
+      <w:r>
+        <w:rPr>
+          <w:rStyle w:val="VerbatimChar"/>
+        </w:rPr>
+        <w:t xml:space="preserve">status</w:t>
+      </w:r>
+      <w:r>
+        <w:t xml:space="preserve">,</w:t>
+      </w:r>
+      <w:r>
+        <w:t xml:space="preserve"> </w:t>
+      </w:r>
+      <w:r>
+        <w:rPr>
+          <w:rStyle w:val="VerbatimChar"/>
+        </w:rPr>
+        <w:t xml:space="preserve">qrToken</w:t>
+      </w:r>
+      <w:r>
+        <w:t xml:space="preserve">,</w:t>
+      </w:r>
+      <w:r>
+        <w:t xml:space="preserve"> </w:t>
+      </w:r>
+      <w:r>
+        <w:rPr>
+          <w:rStyle w:val="VerbatimChar"/>
+        </w:rPr>
+        <w:t xml:space="preserve">bookedAt</w:t>
+      </w:r>
+      <w:r>
+        <w:t xml:space="preserve">,</w:t>
+      </w:r>
+      <w:r>
+        <w:t xml:space="preserve"> </w:t>
+      </w:r>
+      <w:r>
+        <w:rPr>
+          <w:rStyle w:val="VerbatimChar"/>
+        </w:rPr>
+        <w:t xml:space="preserve">checkedInAt</w:t>
+      </w:r>
+      <w:r>
+        <w:t xml:space="preserve">,</w:t>
+      </w:r>
+      <w:r>
+        <w:t xml:space="preserve"> </w:t>
+      </w:r>
+      <w:r>
+        <w:rPr>
+          <w:rStyle w:val="VerbatimChar"/>
+        </w:rPr>
+        <w:t xml:space="preserve">checkedOutAt</w:t>
+      </w:r>
+      <w:r>
+        <w:t xml:space="preserve">,</w:t>
+      </w:r>
+      <w:r>
+        <w:t xml:space="preserve"> </w:t>
+      </w:r>
+      <w:r>
+        <w:rPr>
+          <w:rStyle w:val="VerbatimChar"/>
+        </w:rPr>
+        <w:t xml:space="preserve">cancelledAt</w:t>
+      </w:r>
+      <w:r>
+        <w:t xml:space="preserve">,</w:t>
+      </w:r>
+      <w:r>
+        <w:t xml:space="preserve"> </w:t>
+      </w:r>
+      <w:r>
+        <w:rPr>
+          <w:rStyle w:val="VerbatimChar"/>
+        </w:rPr>
+        <w:t xml:space="preserve">cancelReason</w:t>
+      </w:r>
+      <w:r>
+        <w:t xml:space="preserve">, and</w:t>
+      </w:r>
+      <w:r>
+        <w:t xml:space="preserve"> </w:t>
+      </w:r>
+      <w:r>
+        <w:rPr>
+          <w:rStyle w:val="VerbatimChar"/>
+        </w:rPr>
+        <w:t xml:space="preserve">slotWarningEmailSent</w:t>
+      </w:r>
+      <w:r>
+        <w:t xml:space="preserve">.</w:t>
       </w:r>
     </w:p>
     <w:p>
@@ -6992,16 +7357,37 @@
           <w:b/>
           <w:bCs/>
         </w:rPr>
-        <w:t xml:space="preserve">BorrowRecord &amp; BorrowRenewal</w:t>
-      </w:r>
-      <w:r>
-        <w:t xml:space="preserve">: Tracks lending lifecycles, due dates, return timestamps, renewal counters, and staff approval audit trails.</w:t>
+        <w:t xml:space="preserve">BookLoan</w:t>
+      </w:r>
+      <w:r>
+        <w:t xml:space="preserve">: Tracks lending lifecycles, due dates, return timestamps, renewal counters, overdue fine statuses, payment methods, and automated email reminder tracking flags (</w:t>
+      </w:r>
+      <w:r>
+        <w:rPr>
+          <w:rStyle w:val="VerbatimChar"/>
+        </w:rPr>
+        <w:t xml:space="preserve">warningEmailSent</w:t>
+      </w:r>
+      <w:r>
+        <w:t xml:space="preserve">,</w:t>
+      </w:r>
+      <w:r>
+        <w:t xml:space="preserve"> </w:t>
+      </w:r>
+      <w:r>
+        <w:rPr>
+          <w:rStyle w:val="VerbatimChar"/>
+        </w:rPr>
+        <w:t xml:space="preserve">overdueEmailSent</w:t>
+      </w:r>
+      <w:r>
+        <w:t xml:space="preserve">).</w:t>
       </w:r>
     </w:p>
     <w:bookmarkEnd w:id="59"/>
     <w:bookmarkEnd w:id="60"/>
     <w:bookmarkEnd w:id="61"/>
-    <w:bookmarkStart w:id="77" w:name="implementation-testing-and-results"/>
+    <w:bookmarkStart w:id="79" w:name="implementation-testing-and-results"/>
     <w:p>
       <w:pPr>
         <w:pStyle w:val="Heading1"/>
@@ -7119,25 +7505,10 @@
           <w:b/>
           <w:bCs/>
         </w:rPr>
-        <w:t xml:space="preserve">Security &amp; Tokenization</w:t>
-      </w:r>
-      <w:r>
-        <w:t xml:space="preserve">: JSON Web Tokens (JWT) stored in secure</w:t>
-      </w:r>
-      <w:r>
-        <w:t xml:space="preserve"> </w:t>
-      </w:r>
-      <w:r>
-        <w:rPr>
-          <w:rStyle w:val="VerbatimChar"/>
-        </w:rPr>
-        <w:t xml:space="preserve">HttpOnly</w:t>
-      </w:r>
-      <w:r>
-        <w:t xml:space="preserve"> </w:t>
-      </w:r>
-      <w:r>
-        <w:t xml:space="preserve">cookies, Bcrypt for salt-hashed credential storage, and UUIDv4 for cryptographically random QR pass tokens.</w:t>
+        <w:t xml:space="preserve">Email Notification Engine</w:t>
+      </w:r>
+      <w:r>
+        <w:t xml:space="preserve">: Dual-transport transactional delivery supporting Resend REST API and Nodemailer SMTP (TLS 587/465) with responsive, branded Flat UI HTML email templates.</w:t>
       </w:r>
     </w:p>
     <w:p>
@@ -7152,6 +7523,72 @@
           <w:b/>
           <w:bCs/>
         </w:rPr>
+        <w:t xml:space="preserve">Background Cron Scheduler</w:t>
+      </w:r>
+      <w:r>
+        <w:t xml:space="preserve">: High-frequency multi-worker task runner implemented via</w:t>
+      </w:r>
+      <w:r>
+        <w:t xml:space="preserve"> </w:t>
+      </w:r>
+      <w:r>
+        <w:rPr>
+          <w:rStyle w:val="VerbatimChar"/>
+        </w:rPr>
+        <w:t xml:space="preserve">node-cron</w:t>
+      </w:r>
+      <w:r>
+        <w:t xml:space="preserve"> </w:t>
+      </w:r>
+      <w:r>
+        <w:t xml:space="preserve">executing 1-minute precision reservation lifecycle sweeps and circulation monitors.</w:t>
+      </w:r>
+    </w:p>
+    <w:p>
+      <w:pPr>
+        <w:numPr>
+          <w:ilvl w:val="0"/>
+          <w:numId w:val="1014"/>
+        </w:numPr>
+      </w:pPr>
+      <w:r>
+        <w:rPr>
+          <w:b/>
+          <w:bCs/>
+        </w:rPr>
+        <w:t xml:space="preserve">Security &amp; Tokenization</w:t>
+      </w:r>
+      <w:r>
+        <w:t xml:space="preserve">: JSON Web Tokens (JWT) stored in secure</w:t>
+      </w:r>
+      <w:r>
+        <w:t xml:space="preserve"> </w:t>
+      </w:r>
+      <w:r>
+        <w:rPr>
+          <w:rStyle w:val="VerbatimChar"/>
+        </w:rPr>
+        <w:t xml:space="preserve">HttpOnly</w:t>
+      </w:r>
+      <w:r>
+        <w:t xml:space="preserve"> </w:t>
+      </w:r>
+      <w:r>
+        <w:t xml:space="preserve">cookies, Bcrypt for salt-hashed credential storage, and UUIDv4 for cryptographically random QR pass tokens.</w:t>
+      </w:r>
+    </w:p>
+    <w:p>
+      <w:pPr>
+        <w:numPr>
+          <w:ilvl w:val="0"/>
+          <w:numId w:val="1014"/>
+        </w:numPr>
+      </w:pPr>
+      <w:r>
+        <w:rPr>
+          <w:b/>
+          <w:bCs/>
+        </w:rPr>
         <w:t xml:space="preserve">Development &amp; Version Control</w:t>
       </w:r>
       <w:r>
@@ -7159,7 +7596,7 @@
       </w:r>
     </w:p>
     <w:bookmarkEnd w:id="62"/>
-    <w:bookmarkStart w:id="69" w:name="core-algorithmic-implementation"/>
+    <w:bookmarkStart w:id="71" w:name="core-algorithmic-implementation"/>
     <w:p>
       <w:pPr>
         <w:pStyle w:val="Heading2"/>
@@ -8698,7 +9135,3532 @@
     </w:p>
     <w:bookmarkEnd w:id="63"/>
     <w:bookmarkEnd w:id="64"/>
-    <w:bookmarkStart w:id="66" w:name="X6f3cca2f52becfcb77232028e16f51644062340"/>
+    <w:bookmarkStart w:id="66" w:name="Xd53789bcb7189be147a8dd3280ef7eb6ea98d07"/>
+    <w:p>
+      <w:pPr>
+        <w:pStyle w:val="Heading3"/>
+      </w:pPr>
+      <w:r>
+        <w:t xml:space="preserve">Automated Seat Lifecycle Enforcer and Expiration Warning Cron Engine</w:t>
+      </w:r>
+    </w:p>
+    <w:p>
+      <w:pPr>
+        <w:pStyle w:val="FirstParagraph"/>
+      </w:pPr>
+      <w:r>
+        <w:t xml:space="preserve">Listing </w:t>
+      </w:r>
+      <w:hyperlink w:anchor="lst:seat_cron_algo">
+        <w:r>
+          <w:rPr>
+            <w:rStyle w:val="Hyperlink"/>
+          </w:rPr>
+          <w:t xml:space="preserve">[lst:seat_cron_algo]</w:t>
+        </w:r>
+      </w:hyperlink>
+      <w:r>
+        <w:t xml:space="preserve"> </w:t>
+      </w:r>
+      <w:r>
+        <w:t xml:space="preserve">presents the automated background cron workers governing no-show auto-cancellations, proactive 10-minute slot expiration warnings, and automatic physical seat releases at slot boundaries.</w:t>
+      </w:r>
+    </w:p>
+    <w:bookmarkStart w:id="65" w:name="lst:seat_cron_algo"/>
+    <w:p>
+      <w:pPr>
+        <w:pStyle w:val="SourceCode"/>
+      </w:pPr>
+      <w:r>
+        <w:rPr>
+          <w:rStyle w:val="CommentTok"/>
+        </w:rPr>
+        <w:t xml:space="preserve">// Background Cron Workers for Seat Reclamation &amp; Proactive Warnings</w:t>
+      </w:r>
+      <w:r>
+        <w:br/>
+      </w:r>
+      <w:r>
+        <w:rPr>
+          <w:rStyle w:val="NormalTok"/>
+        </w:rPr>
+        <w:t xml:space="preserve">export </w:t>
+      </w:r>
+      <w:r>
+        <w:rPr>
+          <w:rStyle w:val="DataTypeTok"/>
+        </w:rPr>
+        <w:t xml:space="preserve">const</w:t>
+      </w:r>
+      <w:r>
+        <w:rPr>
+          <w:rStyle w:val="NormalTok"/>
+        </w:rPr>
+        <w:t xml:space="preserve"> checkGracePeriodCancellations </w:t>
+      </w:r>
+      <w:r>
+        <w:rPr>
+          <w:rStyle w:val="OperatorTok"/>
+        </w:rPr>
+        <w:t xml:space="preserve">=</w:t>
+      </w:r>
+      <w:r>
+        <w:rPr>
+          <w:rStyle w:val="NormalTok"/>
+        </w:rPr>
+        <w:t xml:space="preserve"> </w:t>
+      </w:r>
+      <w:r>
+        <w:rPr>
+          <w:rStyle w:val="FunctionTok"/>
+        </w:rPr>
+        <w:t xml:space="preserve">async</w:t>
+      </w:r>
+      <w:r>
+        <w:rPr>
+          <w:rStyle w:val="NormalTok"/>
+        </w:rPr>
+        <w:t xml:space="preserve"> </w:t>
+      </w:r>
+      <w:r>
+        <w:rPr>
+          <w:rStyle w:val="OperatorTok"/>
+        </w:rPr>
+        <w:t xml:space="preserve">()</w:t>
+      </w:r>
+      <w:r>
+        <w:rPr>
+          <w:rStyle w:val="NormalTok"/>
+        </w:rPr>
+        <w:t xml:space="preserve"> </w:t>
+      </w:r>
+      <w:r>
+        <w:rPr>
+          <w:rStyle w:val="OperatorTok"/>
+        </w:rPr>
+        <w:t xml:space="preserve">=&gt;</w:t>
+      </w:r>
+      <w:r>
+        <w:rPr>
+          <w:rStyle w:val="NormalTok"/>
+        </w:rPr>
+        <w:t xml:space="preserve"> </w:t>
+      </w:r>
+      <w:r>
+        <w:rPr>
+          <w:rStyle w:val="OperatorTok"/>
+        </w:rPr>
+        <w:t xml:space="preserve">{</w:t>
+      </w:r>
+      <w:r>
+        <w:br/>
+      </w:r>
+      <w:r>
+        <w:rPr>
+          <w:rStyle w:val="NormalTok"/>
+        </w:rPr>
+        <w:t xml:space="preserve">  </w:t>
+      </w:r>
+      <w:r>
+        <w:rPr>
+          <w:rStyle w:val="DataTypeTok"/>
+        </w:rPr>
+        <w:t xml:space="preserve">const</w:t>
+      </w:r>
+      <w:r>
+        <w:rPr>
+          <w:rStyle w:val="NormalTok"/>
+        </w:rPr>
+        <w:t xml:space="preserve"> graceMinutes </w:t>
+      </w:r>
+      <w:r>
+        <w:rPr>
+          <w:rStyle w:val="OperatorTok"/>
+        </w:rPr>
+        <w:t xml:space="preserve">=</w:t>
+      </w:r>
+      <w:r>
+        <w:rPr>
+          <w:rStyle w:val="NormalTok"/>
+        </w:rPr>
+        <w:t xml:space="preserve"> await </w:t>
+      </w:r>
+      <w:r>
+        <w:rPr>
+          <w:rStyle w:val="FunctionTok"/>
+        </w:rPr>
+        <w:t xml:space="preserve">getGracePeriodMinutes</w:t>
+      </w:r>
+      <w:r>
+        <w:rPr>
+          <w:rStyle w:val="OperatorTok"/>
+        </w:rPr>
+        <w:t xml:space="preserve">();</w:t>
+      </w:r>
+      <w:r>
+        <w:rPr>
+          <w:rStyle w:val="NormalTok"/>
+        </w:rPr>
+        <w:t xml:space="preserve"> </w:t>
+      </w:r>
+      <w:r>
+        <w:rPr>
+          <w:rStyle w:val="CommentTok"/>
+        </w:rPr>
+        <w:t xml:space="preserve">// 15 mins default</w:t>
+      </w:r>
+      <w:r>
+        <w:br/>
+      </w:r>
+      <w:r>
+        <w:rPr>
+          <w:rStyle w:val="NormalTok"/>
+        </w:rPr>
+        <w:t xml:space="preserve">  </w:t>
+      </w:r>
+      <w:r>
+        <w:rPr>
+          <w:rStyle w:val="DataTypeTok"/>
+        </w:rPr>
+        <w:t xml:space="preserve">const</w:t>
+      </w:r>
+      <w:r>
+        <w:rPr>
+          <w:rStyle w:val="NormalTok"/>
+        </w:rPr>
+        <w:t xml:space="preserve"> confirmedBookings </w:t>
+      </w:r>
+      <w:r>
+        <w:rPr>
+          <w:rStyle w:val="OperatorTok"/>
+        </w:rPr>
+        <w:t xml:space="preserve">=</w:t>
+      </w:r>
+      <w:r>
+        <w:rPr>
+          <w:rStyle w:val="NormalTok"/>
+        </w:rPr>
+        <w:t xml:space="preserve"> await prisma</w:t>
+      </w:r>
+      <w:r>
+        <w:rPr>
+          <w:rStyle w:val="OperatorTok"/>
+        </w:rPr>
+        <w:t xml:space="preserve">.</w:t>
+      </w:r>
+      <w:r>
+        <w:rPr>
+          <w:rStyle w:val="FunctionTok"/>
+        </w:rPr>
+        <w:t xml:space="preserve">booking</w:t>
+      </w:r>
+      <w:r>
+        <w:rPr>
+          <w:rStyle w:val="OperatorTok"/>
+        </w:rPr>
+        <w:t xml:space="preserve">.</w:t>
+      </w:r>
+      <w:r>
+        <w:rPr>
+          <w:rStyle w:val="FunctionTok"/>
+        </w:rPr>
+        <w:t xml:space="preserve">findMany</w:t>
+      </w:r>
+      <w:r>
+        <w:rPr>
+          <w:rStyle w:val="OperatorTok"/>
+        </w:rPr>
+        <w:t xml:space="preserve">({</w:t>
+      </w:r>
+      <w:r>
+        <w:br/>
+      </w:r>
+      <w:r>
+        <w:rPr>
+          <w:rStyle w:val="NormalTok"/>
+        </w:rPr>
+        <w:t xml:space="preserve">    where</w:t>
+      </w:r>
+      <w:r>
+        <w:rPr>
+          <w:rStyle w:val="OperatorTok"/>
+        </w:rPr>
+        <w:t xml:space="preserve">:</w:t>
+      </w:r>
+      <w:r>
+        <w:rPr>
+          <w:rStyle w:val="NormalTok"/>
+        </w:rPr>
+        <w:t xml:space="preserve"> </w:t>
+      </w:r>
+      <w:r>
+        <w:rPr>
+          <w:rStyle w:val="OperatorTok"/>
+        </w:rPr>
+        <w:t xml:space="preserve">{</w:t>
+      </w:r>
+      <w:r>
+        <w:rPr>
+          <w:rStyle w:val="NormalTok"/>
+        </w:rPr>
+        <w:t xml:space="preserve"> status</w:t>
+      </w:r>
+      <w:r>
+        <w:rPr>
+          <w:rStyle w:val="OperatorTok"/>
+        </w:rPr>
+        <w:t xml:space="preserve">:</w:t>
+      </w:r>
+      <w:r>
+        <w:rPr>
+          <w:rStyle w:val="NormalTok"/>
+        </w:rPr>
+        <w:t xml:space="preserve"> </w:t>
+      </w:r>
+      <w:r>
+        <w:rPr>
+          <w:rStyle w:val="StringTok"/>
+        </w:rPr>
+        <w:t xml:space="preserve">"confirmed"</w:t>
+      </w:r>
+      <w:r>
+        <w:rPr>
+          <w:rStyle w:val="OperatorTok"/>
+        </w:rPr>
+        <w:t xml:space="preserve">,</w:t>
+      </w:r>
+      <w:r>
+        <w:rPr>
+          <w:rStyle w:val="NormalTok"/>
+        </w:rPr>
+        <w:t xml:space="preserve"> schedule</w:t>
+      </w:r>
+      <w:r>
+        <w:rPr>
+          <w:rStyle w:val="OperatorTok"/>
+        </w:rPr>
+        <w:t xml:space="preserve">:</w:t>
+      </w:r>
+      <w:r>
+        <w:rPr>
+          <w:rStyle w:val="NormalTok"/>
+        </w:rPr>
+        <w:t xml:space="preserve"> </w:t>
+      </w:r>
+      <w:r>
+        <w:rPr>
+          <w:rStyle w:val="OperatorTok"/>
+        </w:rPr>
+        <w:t xml:space="preserve">{</w:t>
+      </w:r>
+      <w:r>
+        <w:rPr>
+          <w:rStyle w:val="NormalTok"/>
+        </w:rPr>
+        <w:t xml:space="preserve"> date</w:t>
+      </w:r>
+      <w:r>
+        <w:rPr>
+          <w:rStyle w:val="OperatorTok"/>
+        </w:rPr>
+        <w:t xml:space="preserve">:</w:t>
+      </w:r>
+      <w:r>
+        <w:rPr>
+          <w:rStyle w:val="NormalTok"/>
+        </w:rPr>
+        <w:t xml:space="preserve"> todayDate </w:t>
+      </w:r>
+      <w:r>
+        <w:rPr>
+          <w:rStyle w:val="OperatorTok"/>
+        </w:rPr>
+        <w:t xml:space="preserve">}</w:t>
+      </w:r>
+      <w:r>
+        <w:rPr>
+          <w:rStyle w:val="NormalTok"/>
+        </w:rPr>
+        <w:t xml:space="preserve"> </w:t>
+      </w:r>
+      <w:r>
+        <w:rPr>
+          <w:rStyle w:val="OperatorTok"/>
+        </w:rPr>
+        <w:t xml:space="preserve">},</w:t>
+      </w:r>
+      <w:r>
+        <w:br/>
+      </w:r>
+      <w:r>
+        <w:rPr>
+          <w:rStyle w:val="NormalTok"/>
+        </w:rPr>
+        <w:t xml:space="preserve">    include</w:t>
+      </w:r>
+      <w:r>
+        <w:rPr>
+          <w:rStyle w:val="OperatorTok"/>
+        </w:rPr>
+        <w:t xml:space="preserve">:</w:t>
+      </w:r>
+      <w:r>
+        <w:rPr>
+          <w:rStyle w:val="NormalTok"/>
+        </w:rPr>
+        <w:t xml:space="preserve"> </w:t>
+      </w:r>
+      <w:r>
+        <w:rPr>
+          <w:rStyle w:val="OperatorTok"/>
+        </w:rPr>
+        <w:t xml:space="preserve">{</w:t>
+      </w:r>
+      <w:r>
+        <w:rPr>
+          <w:rStyle w:val="NormalTok"/>
+        </w:rPr>
+        <w:t xml:space="preserve"> schedule</w:t>
+      </w:r>
+      <w:r>
+        <w:rPr>
+          <w:rStyle w:val="OperatorTok"/>
+        </w:rPr>
+        <w:t xml:space="preserve">:</w:t>
+      </w:r>
+      <w:r>
+        <w:rPr>
+          <w:rStyle w:val="NormalTok"/>
+        </w:rPr>
+        <w:t xml:space="preserve"> </w:t>
+      </w:r>
+      <w:r>
+        <w:rPr>
+          <w:rStyle w:val="KeywordTok"/>
+        </w:rPr>
+        <w:t xml:space="preserve">true</w:t>
+      </w:r>
+      <w:r>
+        <w:rPr>
+          <w:rStyle w:val="OperatorTok"/>
+        </w:rPr>
+        <w:t xml:space="preserve">,</w:t>
+      </w:r>
+      <w:r>
+        <w:rPr>
+          <w:rStyle w:val="NormalTok"/>
+        </w:rPr>
+        <w:t xml:space="preserve"> user</w:t>
+      </w:r>
+      <w:r>
+        <w:rPr>
+          <w:rStyle w:val="OperatorTok"/>
+        </w:rPr>
+        <w:t xml:space="preserve">:</w:t>
+      </w:r>
+      <w:r>
+        <w:rPr>
+          <w:rStyle w:val="NormalTok"/>
+        </w:rPr>
+        <w:t xml:space="preserve"> </w:t>
+      </w:r>
+      <w:r>
+        <w:rPr>
+          <w:rStyle w:val="KeywordTok"/>
+        </w:rPr>
+        <w:t xml:space="preserve">true</w:t>
+      </w:r>
+      <w:r>
+        <w:rPr>
+          <w:rStyle w:val="OperatorTok"/>
+        </w:rPr>
+        <w:t xml:space="preserve">,</w:t>
+      </w:r>
+      <w:r>
+        <w:rPr>
+          <w:rStyle w:val="NormalTok"/>
+        </w:rPr>
+        <w:t xml:space="preserve"> seat</w:t>
+      </w:r>
+      <w:r>
+        <w:rPr>
+          <w:rStyle w:val="OperatorTok"/>
+        </w:rPr>
+        <w:t xml:space="preserve">:</w:t>
+      </w:r>
+      <w:r>
+        <w:rPr>
+          <w:rStyle w:val="NormalTok"/>
+        </w:rPr>
+        <w:t xml:space="preserve"> </w:t>
+      </w:r>
+      <w:r>
+        <w:rPr>
+          <w:rStyle w:val="OperatorTok"/>
+        </w:rPr>
+        <w:t xml:space="preserve">{</w:t>
+      </w:r>
+      <w:r>
+        <w:rPr>
+          <w:rStyle w:val="NormalTok"/>
+        </w:rPr>
+        <w:t xml:space="preserve"> include</w:t>
+      </w:r>
+      <w:r>
+        <w:rPr>
+          <w:rStyle w:val="OperatorTok"/>
+        </w:rPr>
+        <w:t xml:space="preserve">:</w:t>
+      </w:r>
+      <w:r>
+        <w:rPr>
+          <w:rStyle w:val="NormalTok"/>
+        </w:rPr>
+        <w:t xml:space="preserve"> </w:t>
+      </w:r>
+      <w:r>
+        <w:rPr>
+          <w:rStyle w:val="OperatorTok"/>
+        </w:rPr>
+        <w:t xml:space="preserve">{</w:t>
+      </w:r>
+      <w:r>
+        <w:rPr>
+          <w:rStyle w:val="NormalTok"/>
+        </w:rPr>
+        <w:t xml:space="preserve"> zone</w:t>
+      </w:r>
+      <w:r>
+        <w:rPr>
+          <w:rStyle w:val="OperatorTok"/>
+        </w:rPr>
+        <w:t xml:space="preserve">:</w:t>
+      </w:r>
+      <w:r>
+        <w:rPr>
+          <w:rStyle w:val="NormalTok"/>
+        </w:rPr>
+        <w:t xml:space="preserve"> </w:t>
+      </w:r>
+      <w:r>
+        <w:rPr>
+          <w:rStyle w:val="KeywordTok"/>
+        </w:rPr>
+        <w:t xml:space="preserve">true</w:t>
+      </w:r>
+      <w:r>
+        <w:rPr>
+          <w:rStyle w:val="NormalTok"/>
+        </w:rPr>
+        <w:t xml:space="preserve"> </w:t>
+      </w:r>
+      <w:r>
+        <w:rPr>
+          <w:rStyle w:val="OperatorTok"/>
+        </w:rPr>
+        <w:t xml:space="preserve">}</w:t>
+      </w:r>
+      <w:r>
+        <w:rPr>
+          <w:rStyle w:val="NormalTok"/>
+        </w:rPr>
+        <w:t xml:space="preserve"> </w:t>
+      </w:r>
+      <w:r>
+        <w:rPr>
+          <w:rStyle w:val="OperatorTok"/>
+        </w:rPr>
+        <w:t xml:space="preserve">}</w:t>
+      </w:r>
+      <w:r>
+        <w:rPr>
+          <w:rStyle w:val="NormalTok"/>
+        </w:rPr>
+        <w:t xml:space="preserve"> </w:t>
+      </w:r>
+      <w:r>
+        <w:rPr>
+          <w:rStyle w:val="OperatorTok"/>
+        </w:rPr>
+        <w:t xml:space="preserve">}</w:t>
+      </w:r>
+      <w:r>
+        <w:br/>
+      </w:r>
+      <w:r>
+        <w:rPr>
+          <w:rStyle w:val="NormalTok"/>
+        </w:rPr>
+        <w:t xml:space="preserve">  </w:t>
+      </w:r>
+      <w:r>
+        <w:rPr>
+          <w:rStyle w:val="OperatorTok"/>
+        </w:rPr>
+        <w:t xml:space="preserve">});</w:t>
+      </w:r>
+      <w:r>
+        <w:br/>
+      </w:r>
+      <w:r>
+        <w:br/>
+      </w:r>
+      <w:r>
+        <w:rPr>
+          <w:rStyle w:val="NormalTok"/>
+        </w:rPr>
+        <w:t xml:space="preserve">  </w:t>
+      </w:r>
+      <w:r>
+        <w:rPr>
+          <w:rStyle w:val="ControlFlowTok"/>
+        </w:rPr>
+        <w:t xml:space="preserve">for</w:t>
+      </w:r>
+      <w:r>
+        <w:rPr>
+          <w:rStyle w:val="NormalTok"/>
+        </w:rPr>
+        <w:t xml:space="preserve"> </w:t>
+      </w:r>
+      <w:r>
+        <w:rPr>
+          <w:rStyle w:val="OperatorTok"/>
+        </w:rPr>
+        <w:t xml:space="preserve">(</w:t>
+      </w:r>
+      <w:r>
+        <w:rPr>
+          <w:rStyle w:val="DataTypeTok"/>
+        </w:rPr>
+        <w:t xml:space="preserve">const</w:t>
+      </w:r>
+      <w:r>
+        <w:rPr>
+          <w:rStyle w:val="NormalTok"/>
+        </w:rPr>
+        <w:t xml:space="preserve"> b of confirmedBookings</w:t>
+      </w:r>
+      <w:r>
+        <w:rPr>
+          <w:rStyle w:val="OperatorTok"/>
+        </w:rPr>
+        <w:t xml:space="preserve">)</w:t>
+      </w:r>
+      <w:r>
+        <w:rPr>
+          <w:rStyle w:val="NormalTok"/>
+        </w:rPr>
+        <w:t xml:space="preserve"> </w:t>
+      </w:r>
+      <w:r>
+        <w:rPr>
+          <w:rStyle w:val="OperatorTok"/>
+        </w:rPr>
+        <w:t xml:space="preserve">{</w:t>
+      </w:r>
+      <w:r>
+        <w:br/>
+      </w:r>
+      <w:r>
+        <w:rPr>
+          <w:rStyle w:val="NormalTok"/>
+        </w:rPr>
+        <w:t xml:space="preserve">    </w:t>
+      </w:r>
+      <w:r>
+        <w:rPr>
+          <w:rStyle w:val="DataTypeTok"/>
+        </w:rPr>
+        <w:t xml:space="preserve">const</w:t>
+      </w:r>
+      <w:r>
+        <w:rPr>
+          <w:rStyle w:val="NormalTok"/>
+        </w:rPr>
+        <w:t xml:space="preserve"> cutoff </w:t>
+      </w:r>
+      <w:r>
+        <w:rPr>
+          <w:rStyle w:val="OperatorTok"/>
+        </w:rPr>
+        <w:t xml:space="preserve">=</w:t>
+      </w:r>
+      <w:r>
+        <w:rPr>
+          <w:rStyle w:val="NormalTok"/>
+        </w:rPr>
+        <w:t xml:space="preserve"> </w:t>
+      </w:r>
+      <w:r>
+        <w:rPr>
+          <w:rStyle w:val="FunctionTok"/>
+        </w:rPr>
+        <w:t xml:space="preserve">getSlotStartCutoff</w:t>
+      </w:r>
+      <w:r>
+        <w:rPr>
+          <w:rStyle w:val="OperatorTok"/>
+        </w:rPr>
+        <w:t xml:space="preserve">(</w:t>
+      </w:r>
+      <w:r>
+        <w:rPr>
+          <w:rStyle w:val="NormalTok"/>
+        </w:rPr>
+        <w:t xml:space="preserve">b</w:t>
+      </w:r>
+      <w:r>
+        <w:rPr>
+          <w:rStyle w:val="OperatorTok"/>
+        </w:rPr>
+        <w:t xml:space="preserve">.</w:t>
+      </w:r>
+      <w:r>
+        <w:rPr>
+          <w:rStyle w:val="FunctionTok"/>
+        </w:rPr>
+        <w:t xml:space="preserve">schedule</w:t>
+      </w:r>
+      <w:r>
+        <w:rPr>
+          <w:rStyle w:val="OperatorTok"/>
+        </w:rPr>
+        <w:t xml:space="preserve">.</w:t>
+      </w:r>
+      <w:r>
+        <w:rPr>
+          <w:rStyle w:val="FunctionTok"/>
+        </w:rPr>
+        <w:t xml:space="preserve">slot</w:t>
+      </w:r>
+      <w:r>
+        <w:rPr>
+          <w:rStyle w:val="OperatorTok"/>
+        </w:rPr>
+        <w:t xml:space="preserve">,</w:t>
+      </w:r>
+      <w:r>
+        <w:rPr>
+          <w:rStyle w:val="NormalTok"/>
+        </w:rPr>
+        <w:t xml:space="preserve"> graceMinutes</w:t>
+      </w:r>
+      <w:r>
+        <w:rPr>
+          <w:rStyle w:val="OperatorTok"/>
+        </w:rPr>
+        <w:t xml:space="preserve">,</w:t>
+      </w:r>
+      <w:r>
+        <w:rPr>
+          <w:rStyle w:val="NormalTok"/>
+        </w:rPr>
+        <w:t xml:space="preserve"> b</w:t>
+      </w:r>
+      <w:r>
+        <w:rPr>
+          <w:rStyle w:val="OperatorTok"/>
+        </w:rPr>
+        <w:t xml:space="preserve">.</w:t>
+      </w:r>
+      <w:r>
+        <w:rPr>
+          <w:rStyle w:val="FunctionTok"/>
+        </w:rPr>
+        <w:t xml:space="preserve">bookedAt</w:t>
+      </w:r>
+      <w:r>
+        <w:rPr>
+          <w:rStyle w:val="OperatorTok"/>
+        </w:rPr>
+        <w:t xml:space="preserve">);</w:t>
+      </w:r>
+      <w:r>
+        <w:br/>
+      </w:r>
+      <w:r>
+        <w:rPr>
+          <w:rStyle w:val="NormalTok"/>
+        </w:rPr>
+        <w:t xml:space="preserve">    </w:t>
+      </w:r>
+      <w:r>
+        <w:rPr>
+          <w:rStyle w:val="ControlFlowTok"/>
+        </w:rPr>
+        <w:t xml:space="preserve">if</w:t>
+      </w:r>
+      <w:r>
+        <w:rPr>
+          <w:rStyle w:val="NormalTok"/>
+        </w:rPr>
+        <w:t xml:space="preserve"> </w:t>
+      </w:r>
+      <w:r>
+        <w:rPr>
+          <w:rStyle w:val="OperatorTok"/>
+        </w:rPr>
+        <w:t xml:space="preserve">(</w:t>
+      </w:r>
+      <w:r>
+        <w:rPr>
+          <w:rStyle w:val="BuiltInTok"/>
+        </w:rPr>
+        <w:t xml:space="preserve">Date</w:t>
+      </w:r>
+      <w:r>
+        <w:rPr>
+          <w:rStyle w:val="OperatorTok"/>
+        </w:rPr>
+        <w:t xml:space="preserve">.</w:t>
+      </w:r>
+      <w:r>
+        <w:rPr>
+          <w:rStyle w:val="FunctionTok"/>
+        </w:rPr>
+        <w:t xml:space="preserve">now</w:t>
+      </w:r>
+      <w:r>
+        <w:rPr>
+          <w:rStyle w:val="OperatorTok"/>
+        </w:rPr>
+        <w:t xml:space="preserve">()</w:t>
+      </w:r>
+      <w:r>
+        <w:rPr>
+          <w:rStyle w:val="NormalTok"/>
+        </w:rPr>
+        <w:t xml:space="preserve"> </w:t>
+      </w:r>
+      <w:r>
+        <w:rPr>
+          <w:rStyle w:val="OperatorTok"/>
+        </w:rPr>
+        <w:t xml:space="preserve">&gt;=</w:t>
+      </w:r>
+      <w:r>
+        <w:rPr>
+          <w:rStyle w:val="NormalTok"/>
+        </w:rPr>
+        <w:t xml:space="preserve"> cutoff</w:t>
+      </w:r>
+      <w:r>
+        <w:rPr>
+          <w:rStyle w:val="OperatorTok"/>
+        </w:rPr>
+        <w:t xml:space="preserve">)</w:t>
+      </w:r>
+      <w:r>
+        <w:rPr>
+          <w:rStyle w:val="NormalTok"/>
+        </w:rPr>
+        <w:t xml:space="preserve"> </w:t>
+      </w:r>
+      <w:r>
+        <w:rPr>
+          <w:rStyle w:val="OperatorTok"/>
+        </w:rPr>
+        <w:t xml:space="preserve">{</w:t>
+      </w:r>
+      <w:r>
+        <w:br/>
+      </w:r>
+      <w:r>
+        <w:rPr>
+          <w:rStyle w:val="NormalTok"/>
+        </w:rPr>
+        <w:t xml:space="preserve">      await prisma</w:t>
+      </w:r>
+      <w:r>
+        <w:rPr>
+          <w:rStyle w:val="OperatorTok"/>
+        </w:rPr>
+        <w:t xml:space="preserve">.</w:t>
+      </w:r>
+      <w:r>
+        <w:rPr>
+          <w:rStyle w:val="FunctionTok"/>
+        </w:rPr>
+        <w:t xml:space="preserve">booking</w:t>
+      </w:r>
+      <w:r>
+        <w:rPr>
+          <w:rStyle w:val="OperatorTok"/>
+        </w:rPr>
+        <w:t xml:space="preserve">.</w:t>
+      </w:r>
+      <w:r>
+        <w:rPr>
+          <w:rStyle w:val="FunctionTok"/>
+        </w:rPr>
+        <w:t xml:space="preserve">update</w:t>
+      </w:r>
+      <w:r>
+        <w:rPr>
+          <w:rStyle w:val="OperatorTok"/>
+        </w:rPr>
+        <w:t xml:space="preserve">({</w:t>
+      </w:r>
+      <w:r>
+        <w:br/>
+      </w:r>
+      <w:r>
+        <w:rPr>
+          <w:rStyle w:val="NormalTok"/>
+        </w:rPr>
+        <w:t xml:space="preserve">        where</w:t>
+      </w:r>
+      <w:r>
+        <w:rPr>
+          <w:rStyle w:val="OperatorTok"/>
+        </w:rPr>
+        <w:t xml:space="preserve">:</w:t>
+      </w:r>
+      <w:r>
+        <w:rPr>
+          <w:rStyle w:val="NormalTok"/>
+        </w:rPr>
+        <w:t xml:space="preserve"> </w:t>
+      </w:r>
+      <w:r>
+        <w:rPr>
+          <w:rStyle w:val="OperatorTok"/>
+        </w:rPr>
+        <w:t xml:space="preserve">{</w:t>
+      </w:r>
+      <w:r>
+        <w:rPr>
+          <w:rStyle w:val="NormalTok"/>
+        </w:rPr>
+        <w:t xml:space="preserve"> id</w:t>
+      </w:r>
+      <w:r>
+        <w:rPr>
+          <w:rStyle w:val="OperatorTok"/>
+        </w:rPr>
+        <w:t xml:space="preserve">:</w:t>
+      </w:r>
+      <w:r>
+        <w:rPr>
+          <w:rStyle w:val="NormalTok"/>
+        </w:rPr>
+        <w:t xml:space="preserve"> b</w:t>
+      </w:r>
+      <w:r>
+        <w:rPr>
+          <w:rStyle w:val="OperatorTok"/>
+        </w:rPr>
+        <w:t xml:space="preserve">.</w:t>
+      </w:r>
+      <w:r>
+        <w:rPr>
+          <w:rStyle w:val="FunctionTok"/>
+        </w:rPr>
+        <w:t xml:space="preserve">id</w:t>
+      </w:r>
+      <w:r>
+        <w:rPr>
+          <w:rStyle w:val="NormalTok"/>
+        </w:rPr>
+        <w:t xml:space="preserve"> </w:t>
+      </w:r>
+      <w:r>
+        <w:rPr>
+          <w:rStyle w:val="OperatorTok"/>
+        </w:rPr>
+        <w:t xml:space="preserve">},</w:t>
+      </w:r>
+      <w:r>
+        <w:br/>
+      </w:r>
+      <w:r>
+        <w:rPr>
+          <w:rStyle w:val="NormalTok"/>
+        </w:rPr>
+        <w:t xml:space="preserve">        data</w:t>
+      </w:r>
+      <w:r>
+        <w:rPr>
+          <w:rStyle w:val="OperatorTok"/>
+        </w:rPr>
+        <w:t xml:space="preserve">:</w:t>
+      </w:r>
+      <w:r>
+        <w:rPr>
+          <w:rStyle w:val="NormalTok"/>
+        </w:rPr>
+        <w:t xml:space="preserve"> </w:t>
+      </w:r>
+      <w:r>
+        <w:rPr>
+          <w:rStyle w:val="OperatorTok"/>
+        </w:rPr>
+        <w:t xml:space="preserve">{</w:t>
+      </w:r>
+      <w:r>
+        <w:rPr>
+          <w:rStyle w:val="NormalTok"/>
+        </w:rPr>
+        <w:t xml:space="preserve"> status</w:t>
+      </w:r>
+      <w:r>
+        <w:rPr>
+          <w:rStyle w:val="OperatorTok"/>
+        </w:rPr>
+        <w:t xml:space="preserve">:</w:t>
+      </w:r>
+      <w:r>
+        <w:rPr>
+          <w:rStyle w:val="NormalTok"/>
+        </w:rPr>
+        <w:t xml:space="preserve"> </w:t>
+      </w:r>
+      <w:r>
+        <w:rPr>
+          <w:rStyle w:val="StringTok"/>
+        </w:rPr>
+        <w:t xml:space="preserve">"no_show"</w:t>
+      </w:r>
+      <w:r>
+        <w:rPr>
+          <w:rStyle w:val="OperatorTok"/>
+        </w:rPr>
+        <w:t xml:space="preserve">,</w:t>
+      </w:r>
+      <w:r>
+        <w:rPr>
+          <w:rStyle w:val="NormalTok"/>
+        </w:rPr>
+        <w:t xml:space="preserve"> cancelReason</w:t>
+      </w:r>
+      <w:r>
+        <w:rPr>
+          <w:rStyle w:val="OperatorTok"/>
+        </w:rPr>
+        <w:t xml:space="preserve">:</w:t>
+      </w:r>
+      <w:r>
+        <w:rPr>
+          <w:rStyle w:val="NormalTok"/>
+        </w:rPr>
+        <w:t xml:space="preserve"> `Auto</w:t>
+      </w:r>
+      <w:r>
+        <w:rPr>
+          <w:rStyle w:val="OperatorTok"/>
+        </w:rPr>
+        <w:t xml:space="preserve">-</w:t>
+      </w:r>
+      <w:r>
+        <w:rPr>
+          <w:rStyle w:val="NormalTok"/>
+        </w:rPr>
+        <w:t xml:space="preserve">cancelled</w:t>
+      </w:r>
+      <w:r>
+        <w:rPr>
+          <w:rStyle w:val="OperatorTok"/>
+        </w:rPr>
+        <w:t xml:space="preserve">:</w:t>
+      </w:r>
+      <w:r>
+        <w:rPr>
+          <w:rStyle w:val="NormalTok"/>
+        </w:rPr>
+        <w:t xml:space="preserve"> Missed $</w:t>
+      </w:r>
+      <w:r>
+        <w:rPr>
+          <w:rStyle w:val="OperatorTok"/>
+        </w:rPr>
+        <w:t xml:space="preserve">{</w:t>
+      </w:r>
+      <w:r>
+        <w:rPr>
+          <w:rStyle w:val="NormalTok"/>
+        </w:rPr>
+        <w:t xml:space="preserve">graceMinutes</w:t>
+      </w:r>
+      <w:r>
+        <w:rPr>
+          <w:rStyle w:val="OperatorTok"/>
+        </w:rPr>
+        <w:t xml:space="preserve">}</w:t>
+      </w:r>
+      <w:r>
+        <w:rPr>
+          <w:rStyle w:val="NormalTok"/>
+        </w:rPr>
+        <w:t xml:space="preserve">m grace period` </w:t>
+      </w:r>
+      <w:r>
+        <w:rPr>
+          <w:rStyle w:val="OperatorTok"/>
+        </w:rPr>
+        <w:t xml:space="preserve">}</w:t>
+      </w:r>
+      <w:r>
+        <w:br/>
+      </w:r>
+      <w:r>
+        <w:rPr>
+          <w:rStyle w:val="NormalTok"/>
+        </w:rPr>
+        <w:t xml:space="preserve">      </w:t>
+      </w:r>
+      <w:r>
+        <w:rPr>
+          <w:rStyle w:val="OperatorTok"/>
+        </w:rPr>
+        <w:t xml:space="preserve">});</w:t>
+      </w:r>
+      <w:r>
+        <w:br/>
+      </w:r>
+      <w:r>
+        <w:rPr>
+          <w:rStyle w:val="NormalTok"/>
+        </w:rPr>
+        <w:t xml:space="preserve">      await emailService</w:t>
+      </w:r>
+      <w:r>
+        <w:rPr>
+          <w:rStyle w:val="OperatorTok"/>
+        </w:rPr>
+        <w:t xml:space="preserve">.</w:t>
+      </w:r>
+      <w:r>
+        <w:rPr>
+          <w:rStyle w:val="FunctionTok"/>
+        </w:rPr>
+        <w:t xml:space="preserve">sendSeatNoShowCancellationEmail</w:t>
+      </w:r>
+      <w:r>
+        <w:rPr>
+          <w:rStyle w:val="OperatorTok"/>
+        </w:rPr>
+        <w:t xml:space="preserve">({</w:t>
+      </w:r>
+      <w:r>
+        <w:br/>
+      </w:r>
+      <w:r>
+        <w:rPr>
+          <w:rStyle w:val="NormalTok"/>
+        </w:rPr>
+        <w:t xml:space="preserve">        toEmail</w:t>
+      </w:r>
+      <w:r>
+        <w:rPr>
+          <w:rStyle w:val="OperatorTok"/>
+        </w:rPr>
+        <w:t xml:space="preserve">:</w:t>
+      </w:r>
+      <w:r>
+        <w:rPr>
+          <w:rStyle w:val="NormalTok"/>
+        </w:rPr>
+        <w:t xml:space="preserve"> b</w:t>
+      </w:r>
+      <w:r>
+        <w:rPr>
+          <w:rStyle w:val="OperatorTok"/>
+        </w:rPr>
+        <w:t xml:space="preserve">.</w:t>
+      </w:r>
+      <w:r>
+        <w:rPr>
+          <w:rStyle w:val="FunctionTok"/>
+        </w:rPr>
+        <w:t xml:space="preserve">user</w:t>
+      </w:r>
+      <w:r>
+        <w:rPr>
+          <w:rStyle w:val="OperatorTok"/>
+        </w:rPr>
+        <w:t xml:space="preserve">.</w:t>
+      </w:r>
+      <w:r>
+        <w:rPr>
+          <w:rStyle w:val="FunctionTok"/>
+        </w:rPr>
+        <w:t xml:space="preserve">email</w:t>
+      </w:r>
+      <w:r>
+        <w:rPr>
+          <w:rStyle w:val="OperatorTok"/>
+        </w:rPr>
+        <w:t xml:space="preserve">,</w:t>
+      </w:r>
+      <w:r>
+        <w:rPr>
+          <w:rStyle w:val="NormalTok"/>
+        </w:rPr>
+        <w:t xml:space="preserve"> studentName</w:t>
+      </w:r>
+      <w:r>
+        <w:rPr>
+          <w:rStyle w:val="OperatorTok"/>
+        </w:rPr>
+        <w:t xml:space="preserve">:</w:t>
+      </w:r>
+      <w:r>
+        <w:rPr>
+          <w:rStyle w:val="NormalTok"/>
+        </w:rPr>
+        <w:t xml:space="preserve"> b</w:t>
+      </w:r>
+      <w:r>
+        <w:rPr>
+          <w:rStyle w:val="OperatorTok"/>
+        </w:rPr>
+        <w:t xml:space="preserve">.</w:t>
+      </w:r>
+      <w:r>
+        <w:rPr>
+          <w:rStyle w:val="FunctionTok"/>
+        </w:rPr>
+        <w:t xml:space="preserve">user</w:t>
+      </w:r>
+      <w:r>
+        <w:rPr>
+          <w:rStyle w:val="OperatorTok"/>
+        </w:rPr>
+        <w:t xml:space="preserve">.</w:t>
+      </w:r>
+      <w:r>
+        <w:rPr>
+          <w:rStyle w:val="FunctionTok"/>
+        </w:rPr>
+        <w:t xml:space="preserve">name</w:t>
+      </w:r>
+      <w:r>
+        <w:rPr>
+          <w:rStyle w:val="OperatorTok"/>
+        </w:rPr>
+        <w:t xml:space="preserve">,</w:t>
+      </w:r>
+      <w:r>
+        <w:br/>
+      </w:r>
+      <w:r>
+        <w:rPr>
+          <w:rStyle w:val="NormalTok"/>
+        </w:rPr>
+        <w:t xml:space="preserve">        seatNumber</w:t>
+      </w:r>
+      <w:r>
+        <w:rPr>
+          <w:rStyle w:val="OperatorTok"/>
+        </w:rPr>
+        <w:t xml:space="preserve">:</w:t>
+      </w:r>
+      <w:r>
+        <w:rPr>
+          <w:rStyle w:val="NormalTok"/>
+        </w:rPr>
+        <w:t xml:space="preserve"> b</w:t>
+      </w:r>
+      <w:r>
+        <w:rPr>
+          <w:rStyle w:val="OperatorTok"/>
+        </w:rPr>
+        <w:t xml:space="preserve">.</w:t>
+      </w:r>
+      <w:r>
+        <w:rPr>
+          <w:rStyle w:val="FunctionTok"/>
+        </w:rPr>
+        <w:t xml:space="preserve">seat</w:t>
+      </w:r>
+      <w:r>
+        <w:rPr>
+          <w:rStyle w:val="OperatorTok"/>
+        </w:rPr>
+        <w:t xml:space="preserve">.</w:t>
+      </w:r>
+      <w:r>
+        <w:rPr>
+          <w:rStyle w:val="FunctionTok"/>
+        </w:rPr>
+        <w:t xml:space="preserve">seatNumber</w:t>
+      </w:r>
+      <w:r>
+        <w:rPr>
+          <w:rStyle w:val="OperatorTok"/>
+        </w:rPr>
+        <w:t xml:space="preserve">,</w:t>
+      </w:r>
+      <w:r>
+        <w:rPr>
+          <w:rStyle w:val="NormalTok"/>
+        </w:rPr>
+        <w:t xml:space="preserve"> zoneName</w:t>
+      </w:r>
+      <w:r>
+        <w:rPr>
+          <w:rStyle w:val="OperatorTok"/>
+        </w:rPr>
+        <w:t xml:space="preserve">:</w:t>
+      </w:r>
+      <w:r>
+        <w:rPr>
+          <w:rStyle w:val="NormalTok"/>
+        </w:rPr>
+        <w:t xml:space="preserve"> b</w:t>
+      </w:r>
+      <w:r>
+        <w:rPr>
+          <w:rStyle w:val="OperatorTok"/>
+        </w:rPr>
+        <w:t xml:space="preserve">.</w:t>
+      </w:r>
+      <w:r>
+        <w:rPr>
+          <w:rStyle w:val="FunctionTok"/>
+        </w:rPr>
+        <w:t xml:space="preserve">seat</w:t>
+      </w:r>
+      <w:r>
+        <w:rPr>
+          <w:rStyle w:val="OperatorTok"/>
+        </w:rPr>
+        <w:t xml:space="preserve">.</w:t>
+      </w:r>
+      <w:r>
+        <w:rPr>
+          <w:rStyle w:val="FunctionTok"/>
+        </w:rPr>
+        <w:t xml:space="preserve">zone</w:t>
+      </w:r>
+      <w:r>
+        <w:rPr>
+          <w:rStyle w:val="OperatorTok"/>
+        </w:rPr>
+        <w:t xml:space="preserve">.</w:t>
+      </w:r>
+      <w:r>
+        <w:rPr>
+          <w:rStyle w:val="FunctionTok"/>
+        </w:rPr>
+        <w:t xml:space="preserve">name</w:t>
+      </w:r>
+      <w:r>
+        <w:br/>
+      </w:r>
+      <w:r>
+        <w:rPr>
+          <w:rStyle w:val="NormalTok"/>
+        </w:rPr>
+        <w:t xml:space="preserve">      </w:t>
+      </w:r>
+      <w:r>
+        <w:rPr>
+          <w:rStyle w:val="OperatorTok"/>
+        </w:rPr>
+        <w:t xml:space="preserve">});</w:t>
+      </w:r>
+      <w:r>
+        <w:br/>
+      </w:r>
+      <w:r>
+        <w:rPr>
+          <w:rStyle w:val="NormalTok"/>
+        </w:rPr>
+        <w:t xml:space="preserve">    </w:t>
+      </w:r>
+      <w:r>
+        <w:rPr>
+          <w:rStyle w:val="OperatorTok"/>
+        </w:rPr>
+        <w:t xml:space="preserve">}</w:t>
+      </w:r>
+      <w:r>
+        <w:br/>
+      </w:r>
+      <w:r>
+        <w:rPr>
+          <w:rStyle w:val="NormalTok"/>
+        </w:rPr>
+        <w:t xml:space="preserve">  </w:t>
+      </w:r>
+      <w:r>
+        <w:rPr>
+          <w:rStyle w:val="OperatorTok"/>
+        </w:rPr>
+        <w:t xml:space="preserve">}</w:t>
+      </w:r>
+      <w:r>
+        <w:br/>
+      </w:r>
+      <w:r>
+        <w:rPr>
+          <w:rStyle w:val="OperatorTok"/>
+        </w:rPr>
+        <w:t xml:space="preserve">};</w:t>
+      </w:r>
+      <w:r>
+        <w:br/>
+      </w:r>
+      <w:r>
+        <w:br/>
+      </w:r>
+      <w:r>
+        <w:rPr>
+          <w:rStyle w:val="NormalTok"/>
+        </w:rPr>
+        <w:t xml:space="preserve">export </w:t>
+      </w:r>
+      <w:r>
+        <w:rPr>
+          <w:rStyle w:val="DataTypeTok"/>
+        </w:rPr>
+        <w:t xml:space="preserve">const</w:t>
+      </w:r>
+      <w:r>
+        <w:rPr>
+          <w:rStyle w:val="NormalTok"/>
+        </w:rPr>
+        <w:t xml:space="preserve"> checkSlotEndingWarnings </w:t>
+      </w:r>
+      <w:r>
+        <w:rPr>
+          <w:rStyle w:val="OperatorTok"/>
+        </w:rPr>
+        <w:t xml:space="preserve">=</w:t>
+      </w:r>
+      <w:r>
+        <w:rPr>
+          <w:rStyle w:val="NormalTok"/>
+        </w:rPr>
+        <w:t xml:space="preserve"> </w:t>
+      </w:r>
+      <w:r>
+        <w:rPr>
+          <w:rStyle w:val="FunctionTok"/>
+        </w:rPr>
+        <w:t xml:space="preserve">async</w:t>
+      </w:r>
+      <w:r>
+        <w:rPr>
+          <w:rStyle w:val="NormalTok"/>
+        </w:rPr>
+        <w:t xml:space="preserve"> </w:t>
+      </w:r>
+      <w:r>
+        <w:rPr>
+          <w:rStyle w:val="OperatorTok"/>
+        </w:rPr>
+        <w:t xml:space="preserve">()</w:t>
+      </w:r>
+      <w:r>
+        <w:rPr>
+          <w:rStyle w:val="NormalTok"/>
+        </w:rPr>
+        <w:t xml:space="preserve"> </w:t>
+      </w:r>
+      <w:r>
+        <w:rPr>
+          <w:rStyle w:val="OperatorTok"/>
+        </w:rPr>
+        <w:t xml:space="preserve">=&gt;</w:t>
+      </w:r>
+      <w:r>
+        <w:rPr>
+          <w:rStyle w:val="NormalTok"/>
+        </w:rPr>
+        <w:t xml:space="preserve"> </w:t>
+      </w:r>
+      <w:r>
+        <w:rPr>
+          <w:rStyle w:val="OperatorTok"/>
+        </w:rPr>
+        <w:t xml:space="preserve">{</w:t>
+      </w:r>
+      <w:r>
+        <w:br/>
+      </w:r>
+      <w:r>
+        <w:rPr>
+          <w:rStyle w:val="NormalTok"/>
+        </w:rPr>
+        <w:t xml:space="preserve">  </w:t>
+      </w:r>
+      <w:r>
+        <w:rPr>
+          <w:rStyle w:val="DataTypeTok"/>
+        </w:rPr>
+        <w:t xml:space="preserve">const</w:t>
+      </w:r>
+      <w:r>
+        <w:rPr>
+          <w:rStyle w:val="NormalTok"/>
+        </w:rPr>
+        <w:t xml:space="preserve"> activeBookings </w:t>
+      </w:r>
+      <w:r>
+        <w:rPr>
+          <w:rStyle w:val="OperatorTok"/>
+        </w:rPr>
+        <w:t xml:space="preserve">=</w:t>
+      </w:r>
+      <w:r>
+        <w:rPr>
+          <w:rStyle w:val="NormalTok"/>
+        </w:rPr>
+        <w:t xml:space="preserve"> await prisma</w:t>
+      </w:r>
+      <w:r>
+        <w:rPr>
+          <w:rStyle w:val="OperatorTok"/>
+        </w:rPr>
+        <w:t xml:space="preserve">.</w:t>
+      </w:r>
+      <w:r>
+        <w:rPr>
+          <w:rStyle w:val="FunctionTok"/>
+        </w:rPr>
+        <w:t xml:space="preserve">booking</w:t>
+      </w:r>
+      <w:r>
+        <w:rPr>
+          <w:rStyle w:val="OperatorTok"/>
+        </w:rPr>
+        <w:t xml:space="preserve">.</w:t>
+      </w:r>
+      <w:r>
+        <w:rPr>
+          <w:rStyle w:val="FunctionTok"/>
+        </w:rPr>
+        <w:t xml:space="preserve">findMany</w:t>
+      </w:r>
+      <w:r>
+        <w:rPr>
+          <w:rStyle w:val="OperatorTok"/>
+        </w:rPr>
+        <w:t xml:space="preserve">({</w:t>
+      </w:r>
+      <w:r>
+        <w:br/>
+      </w:r>
+      <w:r>
+        <w:rPr>
+          <w:rStyle w:val="NormalTok"/>
+        </w:rPr>
+        <w:t xml:space="preserve">    where</w:t>
+      </w:r>
+      <w:r>
+        <w:rPr>
+          <w:rStyle w:val="OperatorTok"/>
+        </w:rPr>
+        <w:t xml:space="preserve">:</w:t>
+      </w:r>
+      <w:r>
+        <w:rPr>
+          <w:rStyle w:val="NormalTok"/>
+        </w:rPr>
+        <w:t xml:space="preserve"> </w:t>
+      </w:r>
+      <w:r>
+        <w:rPr>
+          <w:rStyle w:val="OperatorTok"/>
+        </w:rPr>
+        <w:t xml:space="preserve">{</w:t>
+      </w:r>
+      <w:r>
+        <w:rPr>
+          <w:rStyle w:val="NormalTok"/>
+        </w:rPr>
+        <w:t xml:space="preserve"> status</w:t>
+      </w:r>
+      <w:r>
+        <w:rPr>
+          <w:rStyle w:val="OperatorTok"/>
+        </w:rPr>
+        <w:t xml:space="preserve">:</w:t>
+      </w:r>
+      <w:r>
+        <w:rPr>
+          <w:rStyle w:val="NormalTok"/>
+        </w:rPr>
+        <w:t xml:space="preserve"> </w:t>
+      </w:r>
+      <w:r>
+        <w:rPr>
+          <w:rStyle w:val="OperatorTok"/>
+        </w:rPr>
+        <w:t xml:space="preserve">{</w:t>
+      </w:r>
+      <w:r>
+        <w:rPr>
+          <w:rStyle w:val="NormalTok"/>
+        </w:rPr>
+        <w:t xml:space="preserve"> in</w:t>
+      </w:r>
+      <w:r>
+        <w:rPr>
+          <w:rStyle w:val="OperatorTok"/>
+        </w:rPr>
+        <w:t xml:space="preserve">:</w:t>
+      </w:r>
+      <w:r>
+        <w:rPr>
+          <w:rStyle w:val="NormalTok"/>
+        </w:rPr>
+        <w:t xml:space="preserve"> </w:t>
+      </w:r>
+      <w:r>
+        <w:rPr>
+          <w:rStyle w:val="OperatorTok"/>
+        </w:rPr>
+        <w:t xml:space="preserve">[</w:t>
+      </w:r>
+      <w:r>
+        <w:rPr>
+          <w:rStyle w:val="StringTok"/>
+        </w:rPr>
+        <w:t xml:space="preserve">"checked_in"</w:t>
+      </w:r>
+      <w:r>
+        <w:rPr>
+          <w:rStyle w:val="OperatorTok"/>
+        </w:rPr>
+        <w:t xml:space="preserve">,</w:t>
+      </w:r>
+      <w:r>
+        <w:rPr>
+          <w:rStyle w:val="NormalTok"/>
+        </w:rPr>
+        <w:t xml:space="preserve"> </w:t>
+      </w:r>
+      <w:r>
+        <w:rPr>
+          <w:rStyle w:val="StringTok"/>
+        </w:rPr>
+        <w:t xml:space="preserve">"confirmed"</w:t>
+      </w:r>
+      <w:r>
+        <w:rPr>
+          <w:rStyle w:val="OperatorTok"/>
+        </w:rPr>
+        <w:t xml:space="preserve">]</w:t>
+      </w:r>
+      <w:r>
+        <w:rPr>
+          <w:rStyle w:val="NormalTok"/>
+        </w:rPr>
+        <w:t xml:space="preserve"> </w:t>
+      </w:r>
+      <w:r>
+        <w:rPr>
+          <w:rStyle w:val="OperatorTok"/>
+        </w:rPr>
+        <w:t xml:space="preserve">},</w:t>
+      </w:r>
+      <w:r>
+        <w:rPr>
+          <w:rStyle w:val="NormalTok"/>
+        </w:rPr>
+        <w:t xml:space="preserve"> slotWarningEmailSent</w:t>
+      </w:r>
+      <w:r>
+        <w:rPr>
+          <w:rStyle w:val="OperatorTok"/>
+        </w:rPr>
+        <w:t xml:space="preserve">:</w:t>
+      </w:r>
+      <w:r>
+        <w:rPr>
+          <w:rStyle w:val="NormalTok"/>
+        </w:rPr>
+        <w:t xml:space="preserve"> </w:t>
+      </w:r>
+      <w:r>
+        <w:rPr>
+          <w:rStyle w:val="KeywordTok"/>
+        </w:rPr>
+        <w:t xml:space="preserve">false</w:t>
+      </w:r>
+      <w:r>
+        <w:rPr>
+          <w:rStyle w:val="OperatorTok"/>
+        </w:rPr>
+        <w:t xml:space="preserve">,</w:t>
+      </w:r>
+      <w:r>
+        <w:rPr>
+          <w:rStyle w:val="NormalTok"/>
+        </w:rPr>
+        <w:t xml:space="preserve"> schedule</w:t>
+      </w:r>
+      <w:r>
+        <w:rPr>
+          <w:rStyle w:val="OperatorTok"/>
+        </w:rPr>
+        <w:t xml:space="preserve">:</w:t>
+      </w:r>
+      <w:r>
+        <w:rPr>
+          <w:rStyle w:val="NormalTok"/>
+        </w:rPr>
+        <w:t xml:space="preserve"> </w:t>
+      </w:r>
+      <w:r>
+        <w:rPr>
+          <w:rStyle w:val="OperatorTok"/>
+        </w:rPr>
+        <w:t xml:space="preserve">{</w:t>
+      </w:r>
+      <w:r>
+        <w:rPr>
+          <w:rStyle w:val="NormalTok"/>
+        </w:rPr>
+        <w:t xml:space="preserve"> date</w:t>
+      </w:r>
+      <w:r>
+        <w:rPr>
+          <w:rStyle w:val="OperatorTok"/>
+        </w:rPr>
+        <w:t xml:space="preserve">:</w:t>
+      </w:r>
+      <w:r>
+        <w:rPr>
+          <w:rStyle w:val="NormalTok"/>
+        </w:rPr>
+        <w:t xml:space="preserve"> todayDate </w:t>
+      </w:r>
+      <w:r>
+        <w:rPr>
+          <w:rStyle w:val="OperatorTok"/>
+        </w:rPr>
+        <w:t xml:space="preserve">}</w:t>
+      </w:r>
+      <w:r>
+        <w:rPr>
+          <w:rStyle w:val="NormalTok"/>
+        </w:rPr>
+        <w:t xml:space="preserve"> </w:t>
+      </w:r>
+      <w:r>
+        <w:rPr>
+          <w:rStyle w:val="OperatorTok"/>
+        </w:rPr>
+        <w:t xml:space="preserve">},</w:t>
+      </w:r>
+      <w:r>
+        <w:br/>
+      </w:r>
+      <w:r>
+        <w:rPr>
+          <w:rStyle w:val="NormalTok"/>
+        </w:rPr>
+        <w:t xml:space="preserve">    include</w:t>
+      </w:r>
+      <w:r>
+        <w:rPr>
+          <w:rStyle w:val="OperatorTok"/>
+        </w:rPr>
+        <w:t xml:space="preserve">:</w:t>
+      </w:r>
+      <w:r>
+        <w:rPr>
+          <w:rStyle w:val="NormalTok"/>
+        </w:rPr>
+        <w:t xml:space="preserve"> </w:t>
+      </w:r>
+      <w:r>
+        <w:rPr>
+          <w:rStyle w:val="OperatorTok"/>
+        </w:rPr>
+        <w:t xml:space="preserve">{</w:t>
+      </w:r>
+      <w:r>
+        <w:rPr>
+          <w:rStyle w:val="NormalTok"/>
+        </w:rPr>
+        <w:t xml:space="preserve"> schedule</w:t>
+      </w:r>
+      <w:r>
+        <w:rPr>
+          <w:rStyle w:val="OperatorTok"/>
+        </w:rPr>
+        <w:t xml:space="preserve">:</w:t>
+      </w:r>
+      <w:r>
+        <w:rPr>
+          <w:rStyle w:val="NormalTok"/>
+        </w:rPr>
+        <w:t xml:space="preserve"> </w:t>
+      </w:r>
+      <w:r>
+        <w:rPr>
+          <w:rStyle w:val="KeywordTok"/>
+        </w:rPr>
+        <w:t xml:space="preserve">true</w:t>
+      </w:r>
+      <w:r>
+        <w:rPr>
+          <w:rStyle w:val="OperatorTok"/>
+        </w:rPr>
+        <w:t xml:space="preserve">,</w:t>
+      </w:r>
+      <w:r>
+        <w:rPr>
+          <w:rStyle w:val="NormalTok"/>
+        </w:rPr>
+        <w:t xml:space="preserve"> user</w:t>
+      </w:r>
+      <w:r>
+        <w:rPr>
+          <w:rStyle w:val="OperatorTok"/>
+        </w:rPr>
+        <w:t xml:space="preserve">:</w:t>
+      </w:r>
+      <w:r>
+        <w:rPr>
+          <w:rStyle w:val="NormalTok"/>
+        </w:rPr>
+        <w:t xml:space="preserve"> </w:t>
+      </w:r>
+      <w:r>
+        <w:rPr>
+          <w:rStyle w:val="KeywordTok"/>
+        </w:rPr>
+        <w:t xml:space="preserve">true</w:t>
+      </w:r>
+      <w:r>
+        <w:rPr>
+          <w:rStyle w:val="OperatorTok"/>
+        </w:rPr>
+        <w:t xml:space="preserve">,</w:t>
+      </w:r>
+      <w:r>
+        <w:rPr>
+          <w:rStyle w:val="NormalTok"/>
+        </w:rPr>
+        <w:t xml:space="preserve"> seat</w:t>
+      </w:r>
+      <w:r>
+        <w:rPr>
+          <w:rStyle w:val="OperatorTok"/>
+        </w:rPr>
+        <w:t xml:space="preserve">:</w:t>
+      </w:r>
+      <w:r>
+        <w:rPr>
+          <w:rStyle w:val="NormalTok"/>
+        </w:rPr>
+        <w:t xml:space="preserve"> </w:t>
+      </w:r>
+      <w:r>
+        <w:rPr>
+          <w:rStyle w:val="OperatorTok"/>
+        </w:rPr>
+        <w:t xml:space="preserve">{</w:t>
+      </w:r>
+      <w:r>
+        <w:rPr>
+          <w:rStyle w:val="NormalTok"/>
+        </w:rPr>
+        <w:t xml:space="preserve"> include</w:t>
+      </w:r>
+      <w:r>
+        <w:rPr>
+          <w:rStyle w:val="OperatorTok"/>
+        </w:rPr>
+        <w:t xml:space="preserve">:</w:t>
+      </w:r>
+      <w:r>
+        <w:rPr>
+          <w:rStyle w:val="NormalTok"/>
+        </w:rPr>
+        <w:t xml:space="preserve"> </w:t>
+      </w:r>
+      <w:r>
+        <w:rPr>
+          <w:rStyle w:val="OperatorTok"/>
+        </w:rPr>
+        <w:t xml:space="preserve">{</w:t>
+      </w:r>
+      <w:r>
+        <w:rPr>
+          <w:rStyle w:val="NormalTok"/>
+        </w:rPr>
+        <w:t xml:space="preserve"> zone</w:t>
+      </w:r>
+      <w:r>
+        <w:rPr>
+          <w:rStyle w:val="OperatorTok"/>
+        </w:rPr>
+        <w:t xml:space="preserve">:</w:t>
+      </w:r>
+      <w:r>
+        <w:rPr>
+          <w:rStyle w:val="NormalTok"/>
+        </w:rPr>
+        <w:t xml:space="preserve"> </w:t>
+      </w:r>
+      <w:r>
+        <w:rPr>
+          <w:rStyle w:val="KeywordTok"/>
+        </w:rPr>
+        <w:t xml:space="preserve">true</w:t>
+      </w:r>
+      <w:r>
+        <w:rPr>
+          <w:rStyle w:val="NormalTok"/>
+        </w:rPr>
+        <w:t xml:space="preserve"> </w:t>
+      </w:r>
+      <w:r>
+        <w:rPr>
+          <w:rStyle w:val="OperatorTok"/>
+        </w:rPr>
+        <w:t xml:space="preserve">}</w:t>
+      </w:r>
+      <w:r>
+        <w:rPr>
+          <w:rStyle w:val="NormalTok"/>
+        </w:rPr>
+        <w:t xml:space="preserve"> </w:t>
+      </w:r>
+      <w:r>
+        <w:rPr>
+          <w:rStyle w:val="OperatorTok"/>
+        </w:rPr>
+        <w:t xml:space="preserve">}</w:t>
+      </w:r>
+      <w:r>
+        <w:rPr>
+          <w:rStyle w:val="NormalTok"/>
+        </w:rPr>
+        <w:t xml:space="preserve"> </w:t>
+      </w:r>
+      <w:r>
+        <w:rPr>
+          <w:rStyle w:val="OperatorTok"/>
+        </w:rPr>
+        <w:t xml:space="preserve">}</w:t>
+      </w:r>
+      <w:r>
+        <w:br/>
+      </w:r>
+      <w:r>
+        <w:rPr>
+          <w:rStyle w:val="NormalTok"/>
+        </w:rPr>
+        <w:t xml:space="preserve">  </w:t>
+      </w:r>
+      <w:r>
+        <w:rPr>
+          <w:rStyle w:val="OperatorTok"/>
+        </w:rPr>
+        <w:t xml:space="preserve">});</w:t>
+      </w:r>
+      <w:r>
+        <w:br/>
+      </w:r>
+      <w:r>
+        <w:br/>
+      </w:r>
+      <w:r>
+        <w:rPr>
+          <w:rStyle w:val="NormalTok"/>
+        </w:rPr>
+        <w:t xml:space="preserve">  </w:t>
+      </w:r>
+      <w:r>
+        <w:rPr>
+          <w:rStyle w:val="ControlFlowTok"/>
+        </w:rPr>
+        <w:t xml:space="preserve">for</w:t>
+      </w:r>
+      <w:r>
+        <w:rPr>
+          <w:rStyle w:val="NormalTok"/>
+        </w:rPr>
+        <w:t xml:space="preserve"> </w:t>
+      </w:r>
+      <w:r>
+        <w:rPr>
+          <w:rStyle w:val="OperatorTok"/>
+        </w:rPr>
+        <w:t xml:space="preserve">(</w:t>
+      </w:r>
+      <w:r>
+        <w:rPr>
+          <w:rStyle w:val="DataTypeTok"/>
+        </w:rPr>
+        <w:t xml:space="preserve">const</w:t>
+      </w:r>
+      <w:r>
+        <w:rPr>
+          <w:rStyle w:val="NormalTok"/>
+        </w:rPr>
+        <w:t xml:space="preserve"> b of activeBookings</w:t>
+      </w:r>
+      <w:r>
+        <w:rPr>
+          <w:rStyle w:val="OperatorTok"/>
+        </w:rPr>
+        <w:t xml:space="preserve">)</w:t>
+      </w:r>
+      <w:r>
+        <w:rPr>
+          <w:rStyle w:val="NormalTok"/>
+        </w:rPr>
+        <w:t xml:space="preserve"> </w:t>
+      </w:r>
+      <w:r>
+        <w:rPr>
+          <w:rStyle w:val="OperatorTok"/>
+        </w:rPr>
+        <w:t xml:space="preserve">{</w:t>
+      </w:r>
+      <w:r>
+        <w:br/>
+      </w:r>
+      <w:r>
+        <w:rPr>
+          <w:rStyle w:val="NormalTok"/>
+        </w:rPr>
+        <w:t xml:space="preserve">    </w:t>
+      </w:r>
+      <w:r>
+        <w:rPr>
+          <w:rStyle w:val="DataTypeTok"/>
+        </w:rPr>
+        <w:t xml:space="preserve">const</w:t>
+      </w:r>
+      <w:r>
+        <w:rPr>
+          <w:rStyle w:val="NormalTok"/>
+        </w:rPr>
+        <w:t xml:space="preserve"> minutesLeft </w:t>
+      </w:r>
+      <w:r>
+        <w:rPr>
+          <w:rStyle w:val="OperatorTok"/>
+        </w:rPr>
+        <w:t xml:space="preserve">=</w:t>
+      </w:r>
+      <w:r>
+        <w:rPr>
+          <w:rStyle w:val="NormalTok"/>
+        </w:rPr>
+        <w:t xml:space="preserve"> </w:t>
+      </w:r>
+      <w:r>
+        <w:rPr>
+          <w:rStyle w:val="FunctionTok"/>
+        </w:rPr>
+        <w:t xml:space="preserve">getMinutesUntilSlotEnd</w:t>
+      </w:r>
+      <w:r>
+        <w:rPr>
+          <w:rStyle w:val="OperatorTok"/>
+        </w:rPr>
+        <w:t xml:space="preserve">(</w:t>
+      </w:r>
+      <w:r>
+        <w:rPr>
+          <w:rStyle w:val="NormalTok"/>
+        </w:rPr>
+        <w:t xml:space="preserve">b</w:t>
+      </w:r>
+      <w:r>
+        <w:rPr>
+          <w:rStyle w:val="OperatorTok"/>
+        </w:rPr>
+        <w:t xml:space="preserve">.</w:t>
+      </w:r>
+      <w:r>
+        <w:rPr>
+          <w:rStyle w:val="FunctionTok"/>
+        </w:rPr>
+        <w:t xml:space="preserve">schedule</w:t>
+      </w:r>
+      <w:r>
+        <w:rPr>
+          <w:rStyle w:val="OperatorTok"/>
+        </w:rPr>
+        <w:t xml:space="preserve">.</w:t>
+      </w:r>
+      <w:r>
+        <w:rPr>
+          <w:rStyle w:val="FunctionTok"/>
+        </w:rPr>
+        <w:t xml:space="preserve">slot</w:t>
+      </w:r>
+      <w:r>
+        <w:rPr>
+          <w:rStyle w:val="OperatorTok"/>
+        </w:rPr>
+        <w:t xml:space="preserve">);</w:t>
+      </w:r>
+      <w:r>
+        <w:br/>
+      </w:r>
+      <w:r>
+        <w:rPr>
+          <w:rStyle w:val="NormalTok"/>
+        </w:rPr>
+        <w:t xml:space="preserve">    </w:t>
+      </w:r>
+      <w:r>
+        <w:rPr>
+          <w:rStyle w:val="ControlFlowTok"/>
+        </w:rPr>
+        <w:t xml:space="preserve">if</w:t>
+      </w:r>
+      <w:r>
+        <w:rPr>
+          <w:rStyle w:val="NormalTok"/>
+        </w:rPr>
+        <w:t xml:space="preserve"> </w:t>
+      </w:r>
+      <w:r>
+        <w:rPr>
+          <w:rStyle w:val="OperatorTok"/>
+        </w:rPr>
+        <w:t xml:space="preserve">(</w:t>
+      </w:r>
+      <w:r>
+        <w:rPr>
+          <w:rStyle w:val="NormalTok"/>
+        </w:rPr>
+        <w:t xml:space="preserve">minutesLeft </w:t>
+      </w:r>
+      <w:r>
+        <w:rPr>
+          <w:rStyle w:val="OperatorTok"/>
+        </w:rPr>
+        <w:t xml:space="preserve">&gt;</w:t>
+      </w:r>
+      <w:r>
+        <w:rPr>
+          <w:rStyle w:val="NormalTok"/>
+        </w:rPr>
+        <w:t xml:space="preserve"> </w:t>
+      </w:r>
+      <w:r>
+        <w:rPr>
+          <w:rStyle w:val="DecValTok"/>
+        </w:rPr>
+        <w:t xml:space="preserve">0</w:t>
+      </w:r>
+      <w:r>
+        <w:rPr>
+          <w:rStyle w:val="NormalTok"/>
+        </w:rPr>
+        <w:t xml:space="preserve"> </w:t>
+      </w:r>
+      <w:r>
+        <w:rPr>
+          <w:rStyle w:val="OperatorTok"/>
+        </w:rPr>
+        <w:t xml:space="preserve">&amp;&amp;</w:t>
+      </w:r>
+      <w:r>
+        <w:rPr>
+          <w:rStyle w:val="NormalTok"/>
+        </w:rPr>
+        <w:t xml:space="preserve"> minutesLeft </w:t>
+      </w:r>
+      <w:r>
+        <w:rPr>
+          <w:rStyle w:val="OperatorTok"/>
+        </w:rPr>
+        <w:t xml:space="preserve">&lt;=</w:t>
+      </w:r>
+      <w:r>
+        <w:rPr>
+          <w:rStyle w:val="NormalTok"/>
+        </w:rPr>
+        <w:t xml:space="preserve"> </w:t>
+      </w:r>
+      <w:r>
+        <w:rPr>
+          <w:rStyle w:val="DecValTok"/>
+        </w:rPr>
+        <w:t xml:space="preserve">10</w:t>
+      </w:r>
+      <w:r>
+        <w:rPr>
+          <w:rStyle w:val="OperatorTok"/>
+        </w:rPr>
+        <w:t xml:space="preserve">)</w:t>
+      </w:r>
+      <w:r>
+        <w:rPr>
+          <w:rStyle w:val="NormalTok"/>
+        </w:rPr>
+        <w:t xml:space="preserve"> </w:t>
+      </w:r>
+      <w:r>
+        <w:rPr>
+          <w:rStyle w:val="OperatorTok"/>
+        </w:rPr>
+        <w:t xml:space="preserve">{</w:t>
+      </w:r>
+      <w:r>
+        <w:br/>
+      </w:r>
+      <w:r>
+        <w:rPr>
+          <w:rStyle w:val="NormalTok"/>
+        </w:rPr>
+        <w:t xml:space="preserve">      await prisma</w:t>
+      </w:r>
+      <w:r>
+        <w:rPr>
+          <w:rStyle w:val="OperatorTok"/>
+        </w:rPr>
+        <w:t xml:space="preserve">.</w:t>
+      </w:r>
+      <w:r>
+        <w:rPr>
+          <w:rStyle w:val="FunctionTok"/>
+        </w:rPr>
+        <w:t xml:space="preserve">booking</w:t>
+      </w:r>
+      <w:r>
+        <w:rPr>
+          <w:rStyle w:val="OperatorTok"/>
+        </w:rPr>
+        <w:t xml:space="preserve">.</w:t>
+      </w:r>
+      <w:r>
+        <w:rPr>
+          <w:rStyle w:val="FunctionTok"/>
+        </w:rPr>
+        <w:t xml:space="preserve">update</w:t>
+      </w:r>
+      <w:r>
+        <w:rPr>
+          <w:rStyle w:val="OperatorTok"/>
+        </w:rPr>
+        <w:t xml:space="preserve">({</w:t>
+      </w:r>
+      <w:r>
+        <w:rPr>
+          <w:rStyle w:val="NormalTok"/>
+        </w:rPr>
+        <w:t xml:space="preserve"> where</w:t>
+      </w:r>
+      <w:r>
+        <w:rPr>
+          <w:rStyle w:val="OperatorTok"/>
+        </w:rPr>
+        <w:t xml:space="preserve">:</w:t>
+      </w:r>
+      <w:r>
+        <w:rPr>
+          <w:rStyle w:val="NormalTok"/>
+        </w:rPr>
+        <w:t xml:space="preserve"> </w:t>
+      </w:r>
+      <w:r>
+        <w:rPr>
+          <w:rStyle w:val="OperatorTok"/>
+        </w:rPr>
+        <w:t xml:space="preserve">{</w:t>
+      </w:r>
+      <w:r>
+        <w:rPr>
+          <w:rStyle w:val="NormalTok"/>
+        </w:rPr>
+        <w:t xml:space="preserve"> id</w:t>
+      </w:r>
+      <w:r>
+        <w:rPr>
+          <w:rStyle w:val="OperatorTok"/>
+        </w:rPr>
+        <w:t xml:space="preserve">:</w:t>
+      </w:r>
+      <w:r>
+        <w:rPr>
+          <w:rStyle w:val="NormalTok"/>
+        </w:rPr>
+        <w:t xml:space="preserve"> b</w:t>
+      </w:r>
+      <w:r>
+        <w:rPr>
+          <w:rStyle w:val="OperatorTok"/>
+        </w:rPr>
+        <w:t xml:space="preserve">.</w:t>
+      </w:r>
+      <w:r>
+        <w:rPr>
+          <w:rStyle w:val="FunctionTok"/>
+        </w:rPr>
+        <w:t xml:space="preserve">id</w:t>
+      </w:r>
+      <w:r>
+        <w:rPr>
+          <w:rStyle w:val="NormalTok"/>
+        </w:rPr>
+        <w:t xml:space="preserve"> </w:t>
+      </w:r>
+      <w:r>
+        <w:rPr>
+          <w:rStyle w:val="OperatorTok"/>
+        </w:rPr>
+        <w:t xml:space="preserve">},</w:t>
+      </w:r>
+      <w:r>
+        <w:rPr>
+          <w:rStyle w:val="NormalTok"/>
+        </w:rPr>
+        <w:t xml:space="preserve"> data</w:t>
+      </w:r>
+      <w:r>
+        <w:rPr>
+          <w:rStyle w:val="OperatorTok"/>
+        </w:rPr>
+        <w:t xml:space="preserve">:</w:t>
+      </w:r>
+      <w:r>
+        <w:rPr>
+          <w:rStyle w:val="NormalTok"/>
+        </w:rPr>
+        <w:t xml:space="preserve"> </w:t>
+      </w:r>
+      <w:r>
+        <w:rPr>
+          <w:rStyle w:val="OperatorTok"/>
+        </w:rPr>
+        <w:t xml:space="preserve">{</w:t>
+      </w:r>
+      <w:r>
+        <w:rPr>
+          <w:rStyle w:val="NormalTok"/>
+        </w:rPr>
+        <w:t xml:space="preserve"> slotWarningEmailSent</w:t>
+      </w:r>
+      <w:r>
+        <w:rPr>
+          <w:rStyle w:val="OperatorTok"/>
+        </w:rPr>
+        <w:t xml:space="preserve">:</w:t>
+      </w:r>
+      <w:r>
+        <w:rPr>
+          <w:rStyle w:val="NormalTok"/>
+        </w:rPr>
+        <w:t xml:space="preserve"> </w:t>
+      </w:r>
+      <w:r>
+        <w:rPr>
+          <w:rStyle w:val="KeywordTok"/>
+        </w:rPr>
+        <w:t xml:space="preserve">true</w:t>
+      </w:r>
+      <w:r>
+        <w:rPr>
+          <w:rStyle w:val="NormalTok"/>
+        </w:rPr>
+        <w:t xml:space="preserve"> </w:t>
+      </w:r>
+      <w:r>
+        <w:rPr>
+          <w:rStyle w:val="OperatorTok"/>
+        </w:rPr>
+        <w:t xml:space="preserve">}</w:t>
+      </w:r>
+      <w:r>
+        <w:rPr>
+          <w:rStyle w:val="NormalTok"/>
+        </w:rPr>
+        <w:t xml:space="preserve"> </w:t>
+      </w:r>
+      <w:r>
+        <w:rPr>
+          <w:rStyle w:val="OperatorTok"/>
+        </w:rPr>
+        <w:t xml:space="preserve">});</w:t>
+      </w:r>
+      <w:r>
+        <w:br/>
+      </w:r>
+      <w:r>
+        <w:rPr>
+          <w:rStyle w:val="NormalTok"/>
+        </w:rPr>
+        <w:t xml:space="preserve">      await emailService</w:t>
+      </w:r>
+      <w:r>
+        <w:rPr>
+          <w:rStyle w:val="OperatorTok"/>
+        </w:rPr>
+        <w:t xml:space="preserve">.</w:t>
+      </w:r>
+      <w:r>
+        <w:rPr>
+          <w:rStyle w:val="FunctionTok"/>
+        </w:rPr>
+        <w:t xml:space="preserve">sendSeatSlotEndingWarningEmail</w:t>
+      </w:r>
+      <w:r>
+        <w:rPr>
+          <w:rStyle w:val="OperatorTok"/>
+        </w:rPr>
+        <w:t xml:space="preserve">({</w:t>
+      </w:r>
+      <w:r>
+        <w:br/>
+      </w:r>
+      <w:r>
+        <w:rPr>
+          <w:rStyle w:val="NormalTok"/>
+        </w:rPr>
+        <w:t xml:space="preserve">        toEmail</w:t>
+      </w:r>
+      <w:r>
+        <w:rPr>
+          <w:rStyle w:val="OperatorTok"/>
+        </w:rPr>
+        <w:t xml:space="preserve">:</w:t>
+      </w:r>
+      <w:r>
+        <w:rPr>
+          <w:rStyle w:val="NormalTok"/>
+        </w:rPr>
+        <w:t xml:space="preserve"> b</w:t>
+      </w:r>
+      <w:r>
+        <w:rPr>
+          <w:rStyle w:val="OperatorTok"/>
+        </w:rPr>
+        <w:t xml:space="preserve">.</w:t>
+      </w:r>
+      <w:r>
+        <w:rPr>
+          <w:rStyle w:val="FunctionTok"/>
+        </w:rPr>
+        <w:t xml:space="preserve">user</w:t>
+      </w:r>
+      <w:r>
+        <w:rPr>
+          <w:rStyle w:val="OperatorTok"/>
+        </w:rPr>
+        <w:t xml:space="preserve">.</w:t>
+      </w:r>
+      <w:r>
+        <w:rPr>
+          <w:rStyle w:val="FunctionTok"/>
+        </w:rPr>
+        <w:t xml:space="preserve">email</w:t>
+      </w:r>
+      <w:r>
+        <w:rPr>
+          <w:rStyle w:val="OperatorTok"/>
+        </w:rPr>
+        <w:t xml:space="preserve">,</w:t>
+      </w:r>
+      <w:r>
+        <w:rPr>
+          <w:rStyle w:val="NormalTok"/>
+        </w:rPr>
+        <w:t xml:space="preserve"> studentName</w:t>
+      </w:r>
+      <w:r>
+        <w:rPr>
+          <w:rStyle w:val="OperatorTok"/>
+        </w:rPr>
+        <w:t xml:space="preserve">:</w:t>
+      </w:r>
+      <w:r>
+        <w:rPr>
+          <w:rStyle w:val="NormalTok"/>
+        </w:rPr>
+        <w:t xml:space="preserve"> b</w:t>
+      </w:r>
+      <w:r>
+        <w:rPr>
+          <w:rStyle w:val="OperatorTok"/>
+        </w:rPr>
+        <w:t xml:space="preserve">.</w:t>
+      </w:r>
+      <w:r>
+        <w:rPr>
+          <w:rStyle w:val="FunctionTok"/>
+        </w:rPr>
+        <w:t xml:space="preserve">user</w:t>
+      </w:r>
+      <w:r>
+        <w:rPr>
+          <w:rStyle w:val="OperatorTok"/>
+        </w:rPr>
+        <w:t xml:space="preserve">.</w:t>
+      </w:r>
+      <w:r>
+        <w:rPr>
+          <w:rStyle w:val="FunctionTok"/>
+        </w:rPr>
+        <w:t xml:space="preserve">name</w:t>
+      </w:r>
+      <w:r>
+        <w:rPr>
+          <w:rStyle w:val="OperatorTok"/>
+        </w:rPr>
+        <w:t xml:space="preserve">,</w:t>
+      </w:r>
+      <w:r>
+        <w:rPr>
+          <w:rStyle w:val="NormalTok"/>
+        </w:rPr>
+        <w:t xml:space="preserve"> seatNumber</w:t>
+      </w:r>
+      <w:r>
+        <w:rPr>
+          <w:rStyle w:val="OperatorTok"/>
+        </w:rPr>
+        <w:t xml:space="preserve">:</w:t>
+      </w:r>
+      <w:r>
+        <w:rPr>
+          <w:rStyle w:val="NormalTok"/>
+        </w:rPr>
+        <w:t xml:space="preserve"> b</w:t>
+      </w:r>
+      <w:r>
+        <w:rPr>
+          <w:rStyle w:val="OperatorTok"/>
+        </w:rPr>
+        <w:t xml:space="preserve">.</w:t>
+      </w:r>
+      <w:r>
+        <w:rPr>
+          <w:rStyle w:val="FunctionTok"/>
+        </w:rPr>
+        <w:t xml:space="preserve">seat</w:t>
+      </w:r>
+      <w:r>
+        <w:rPr>
+          <w:rStyle w:val="OperatorTok"/>
+        </w:rPr>
+        <w:t xml:space="preserve">.</w:t>
+      </w:r>
+      <w:r>
+        <w:rPr>
+          <w:rStyle w:val="FunctionTok"/>
+        </w:rPr>
+        <w:t xml:space="preserve">seatNumber</w:t>
+      </w:r>
+      <w:r>
+        <w:rPr>
+          <w:rStyle w:val="OperatorTok"/>
+        </w:rPr>
+        <w:t xml:space="preserve">,</w:t>
+      </w:r>
+      <w:r>
+        <w:br/>
+      </w:r>
+      <w:r>
+        <w:rPr>
+          <w:rStyle w:val="NormalTok"/>
+        </w:rPr>
+        <w:t xml:space="preserve">        zoneName</w:t>
+      </w:r>
+      <w:r>
+        <w:rPr>
+          <w:rStyle w:val="OperatorTok"/>
+        </w:rPr>
+        <w:t xml:space="preserve">:</w:t>
+      </w:r>
+      <w:r>
+        <w:rPr>
+          <w:rStyle w:val="NormalTok"/>
+        </w:rPr>
+        <w:t xml:space="preserve"> b</w:t>
+      </w:r>
+      <w:r>
+        <w:rPr>
+          <w:rStyle w:val="OperatorTok"/>
+        </w:rPr>
+        <w:t xml:space="preserve">.</w:t>
+      </w:r>
+      <w:r>
+        <w:rPr>
+          <w:rStyle w:val="FunctionTok"/>
+        </w:rPr>
+        <w:t xml:space="preserve">seat</w:t>
+      </w:r>
+      <w:r>
+        <w:rPr>
+          <w:rStyle w:val="OperatorTok"/>
+        </w:rPr>
+        <w:t xml:space="preserve">.</w:t>
+      </w:r>
+      <w:r>
+        <w:rPr>
+          <w:rStyle w:val="FunctionTok"/>
+        </w:rPr>
+        <w:t xml:space="preserve">zone</w:t>
+      </w:r>
+      <w:r>
+        <w:rPr>
+          <w:rStyle w:val="OperatorTok"/>
+        </w:rPr>
+        <w:t xml:space="preserve">.</w:t>
+      </w:r>
+      <w:r>
+        <w:rPr>
+          <w:rStyle w:val="FunctionTok"/>
+        </w:rPr>
+        <w:t xml:space="preserve">name</w:t>
+      </w:r>
+      <w:r>
+        <w:rPr>
+          <w:rStyle w:val="OperatorTok"/>
+        </w:rPr>
+        <w:t xml:space="preserve">,</w:t>
+      </w:r>
+      <w:r>
+        <w:rPr>
+          <w:rStyle w:val="NormalTok"/>
+        </w:rPr>
+        <w:t xml:space="preserve"> minutesRemaining</w:t>
+      </w:r>
+      <w:r>
+        <w:rPr>
+          <w:rStyle w:val="OperatorTok"/>
+        </w:rPr>
+        <w:t xml:space="preserve">:</w:t>
+      </w:r>
+      <w:r>
+        <w:rPr>
+          <w:rStyle w:val="NormalTok"/>
+        </w:rPr>
+        <w:t xml:space="preserve"> </w:t>
+      </w:r>
+      <w:r>
+        <w:rPr>
+          <w:rStyle w:val="BuiltInTok"/>
+        </w:rPr>
+        <w:t xml:space="preserve">Math</w:t>
+      </w:r>
+      <w:r>
+        <w:rPr>
+          <w:rStyle w:val="OperatorTok"/>
+        </w:rPr>
+        <w:t xml:space="preserve">.</w:t>
+      </w:r>
+      <w:r>
+        <w:rPr>
+          <w:rStyle w:val="FunctionTok"/>
+        </w:rPr>
+        <w:t xml:space="preserve">ceil</w:t>
+      </w:r>
+      <w:r>
+        <w:rPr>
+          <w:rStyle w:val="OperatorTok"/>
+        </w:rPr>
+        <w:t xml:space="preserve">(</w:t>
+      </w:r>
+      <w:r>
+        <w:rPr>
+          <w:rStyle w:val="NormalTok"/>
+        </w:rPr>
+        <w:t xml:space="preserve">minutesLeft</w:t>
+      </w:r>
+      <w:r>
+        <w:rPr>
+          <w:rStyle w:val="OperatorTok"/>
+        </w:rPr>
+        <w:t xml:space="preserve">)</w:t>
+      </w:r>
+      <w:r>
+        <w:br/>
+      </w:r>
+      <w:r>
+        <w:rPr>
+          <w:rStyle w:val="NormalTok"/>
+        </w:rPr>
+        <w:t xml:space="preserve">      </w:t>
+      </w:r>
+      <w:r>
+        <w:rPr>
+          <w:rStyle w:val="OperatorTok"/>
+        </w:rPr>
+        <w:t xml:space="preserve">});</w:t>
+      </w:r>
+      <w:r>
+        <w:br/>
+      </w:r>
+      <w:r>
+        <w:rPr>
+          <w:rStyle w:val="NormalTok"/>
+        </w:rPr>
+        <w:t xml:space="preserve">    </w:t>
+      </w:r>
+      <w:r>
+        <w:rPr>
+          <w:rStyle w:val="OperatorTok"/>
+        </w:rPr>
+        <w:t xml:space="preserve">}</w:t>
+      </w:r>
+      <w:r>
+        <w:br/>
+      </w:r>
+      <w:r>
+        <w:rPr>
+          <w:rStyle w:val="NormalTok"/>
+        </w:rPr>
+        <w:t xml:space="preserve">  </w:t>
+      </w:r>
+      <w:r>
+        <w:rPr>
+          <w:rStyle w:val="OperatorTok"/>
+        </w:rPr>
+        <w:t xml:space="preserve">}</w:t>
+      </w:r>
+      <w:r>
+        <w:br/>
+      </w:r>
+      <w:r>
+        <w:rPr>
+          <w:rStyle w:val="OperatorTok"/>
+        </w:rPr>
+        <w:t xml:space="preserve">};</w:t>
+      </w:r>
+      <w:r>
+        <w:br/>
+      </w:r>
+      <w:r>
+        <w:br/>
+      </w:r>
+      <w:r>
+        <w:rPr>
+          <w:rStyle w:val="NormalTok"/>
+        </w:rPr>
+        <w:t xml:space="preserve">export </w:t>
+      </w:r>
+      <w:r>
+        <w:rPr>
+          <w:rStyle w:val="DataTypeTok"/>
+        </w:rPr>
+        <w:t xml:space="preserve">const</w:t>
+      </w:r>
+      <w:r>
+        <w:rPr>
+          <w:rStyle w:val="NormalTok"/>
+        </w:rPr>
+        <w:t xml:space="preserve"> checkSlotExpirationAndRelease </w:t>
+      </w:r>
+      <w:r>
+        <w:rPr>
+          <w:rStyle w:val="OperatorTok"/>
+        </w:rPr>
+        <w:t xml:space="preserve">=</w:t>
+      </w:r>
+      <w:r>
+        <w:rPr>
+          <w:rStyle w:val="NormalTok"/>
+        </w:rPr>
+        <w:t xml:space="preserve"> </w:t>
+      </w:r>
+      <w:r>
+        <w:rPr>
+          <w:rStyle w:val="FunctionTok"/>
+        </w:rPr>
+        <w:t xml:space="preserve">async</w:t>
+      </w:r>
+      <w:r>
+        <w:rPr>
+          <w:rStyle w:val="NormalTok"/>
+        </w:rPr>
+        <w:t xml:space="preserve"> </w:t>
+      </w:r>
+      <w:r>
+        <w:rPr>
+          <w:rStyle w:val="OperatorTok"/>
+        </w:rPr>
+        <w:t xml:space="preserve">()</w:t>
+      </w:r>
+      <w:r>
+        <w:rPr>
+          <w:rStyle w:val="NormalTok"/>
+        </w:rPr>
+        <w:t xml:space="preserve"> </w:t>
+      </w:r>
+      <w:r>
+        <w:rPr>
+          <w:rStyle w:val="OperatorTok"/>
+        </w:rPr>
+        <w:t xml:space="preserve">=&gt;</w:t>
+      </w:r>
+      <w:r>
+        <w:rPr>
+          <w:rStyle w:val="NormalTok"/>
+        </w:rPr>
+        <w:t xml:space="preserve"> </w:t>
+      </w:r>
+      <w:r>
+        <w:rPr>
+          <w:rStyle w:val="OperatorTok"/>
+        </w:rPr>
+        <w:t xml:space="preserve">{</w:t>
+      </w:r>
+      <w:r>
+        <w:br/>
+      </w:r>
+      <w:r>
+        <w:rPr>
+          <w:rStyle w:val="NormalTok"/>
+        </w:rPr>
+        <w:t xml:space="preserve">  </w:t>
+      </w:r>
+      <w:r>
+        <w:rPr>
+          <w:rStyle w:val="DataTypeTok"/>
+        </w:rPr>
+        <w:t xml:space="preserve">const</w:t>
+      </w:r>
+      <w:r>
+        <w:rPr>
+          <w:rStyle w:val="NormalTok"/>
+        </w:rPr>
+        <w:t xml:space="preserve"> expiredBookings </w:t>
+      </w:r>
+      <w:r>
+        <w:rPr>
+          <w:rStyle w:val="OperatorTok"/>
+        </w:rPr>
+        <w:t xml:space="preserve">=</w:t>
+      </w:r>
+      <w:r>
+        <w:rPr>
+          <w:rStyle w:val="NormalTok"/>
+        </w:rPr>
+        <w:t xml:space="preserve"> await </w:t>
+      </w:r>
+      <w:r>
+        <w:rPr>
+          <w:rStyle w:val="FunctionTok"/>
+        </w:rPr>
+        <w:t xml:space="preserve">getBookingsWithEndedSlots</w:t>
+      </w:r>
+      <w:r>
+        <w:rPr>
+          <w:rStyle w:val="OperatorTok"/>
+        </w:rPr>
+        <w:t xml:space="preserve">(</w:t>
+      </w:r>
+      <w:r>
+        <w:rPr>
+          <w:rStyle w:val="NormalTok"/>
+        </w:rPr>
+        <w:t xml:space="preserve">todayDate</w:t>
+      </w:r>
+      <w:r>
+        <w:rPr>
+          <w:rStyle w:val="OperatorTok"/>
+        </w:rPr>
+        <w:t xml:space="preserve">);</w:t>
+      </w:r>
+      <w:r>
+        <w:br/>
+      </w:r>
+      <w:r>
+        <w:rPr>
+          <w:rStyle w:val="NormalTok"/>
+        </w:rPr>
+        <w:t xml:space="preserve">  </w:t>
+      </w:r>
+      <w:r>
+        <w:rPr>
+          <w:rStyle w:val="ControlFlowTok"/>
+        </w:rPr>
+        <w:t xml:space="preserve">if</w:t>
+      </w:r>
+      <w:r>
+        <w:rPr>
+          <w:rStyle w:val="NormalTok"/>
+        </w:rPr>
+        <w:t xml:space="preserve"> </w:t>
+      </w:r>
+      <w:r>
+        <w:rPr>
+          <w:rStyle w:val="OperatorTok"/>
+        </w:rPr>
+        <w:t xml:space="preserve">(</w:t>
+      </w:r>
+      <w:r>
+        <w:rPr>
+          <w:rStyle w:val="NormalTok"/>
+        </w:rPr>
+        <w:t xml:space="preserve">expiredBookings</w:t>
+      </w:r>
+      <w:r>
+        <w:rPr>
+          <w:rStyle w:val="OperatorTok"/>
+        </w:rPr>
+        <w:t xml:space="preserve">.</w:t>
+      </w:r>
+      <w:r>
+        <w:rPr>
+          <w:rStyle w:val="FunctionTok"/>
+        </w:rPr>
+        <w:t xml:space="preserve">length</w:t>
+      </w:r>
+      <w:r>
+        <w:rPr>
+          <w:rStyle w:val="NormalTok"/>
+        </w:rPr>
+        <w:t xml:space="preserve"> </w:t>
+      </w:r>
+      <w:r>
+        <w:rPr>
+          <w:rStyle w:val="OperatorTok"/>
+        </w:rPr>
+        <w:t xml:space="preserve">&gt;</w:t>
+      </w:r>
+      <w:r>
+        <w:rPr>
+          <w:rStyle w:val="NormalTok"/>
+        </w:rPr>
+        <w:t xml:space="preserve"> </w:t>
+      </w:r>
+      <w:r>
+        <w:rPr>
+          <w:rStyle w:val="DecValTok"/>
+        </w:rPr>
+        <w:t xml:space="preserve">0</w:t>
+      </w:r>
+      <w:r>
+        <w:rPr>
+          <w:rStyle w:val="OperatorTok"/>
+        </w:rPr>
+        <w:t xml:space="preserve">)</w:t>
+      </w:r>
+      <w:r>
+        <w:rPr>
+          <w:rStyle w:val="NormalTok"/>
+        </w:rPr>
+        <w:t xml:space="preserve"> </w:t>
+      </w:r>
+      <w:r>
+        <w:rPr>
+          <w:rStyle w:val="OperatorTok"/>
+        </w:rPr>
+        <w:t xml:space="preserve">{</w:t>
+      </w:r>
+      <w:r>
+        <w:br/>
+      </w:r>
+      <w:r>
+        <w:rPr>
+          <w:rStyle w:val="NormalTok"/>
+        </w:rPr>
+        <w:t xml:space="preserve">    </w:t>
+      </w:r>
+      <w:r>
+        <w:rPr>
+          <w:rStyle w:val="DataTypeTok"/>
+        </w:rPr>
+        <w:t xml:space="preserve">const</w:t>
+      </w:r>
+      <w:r>
+        <w:rPr>
+          <w:rStyle w:val="NormalTok"/>
+        </w:rPr>
+        <w:t xml:space="preserve"> seatIds </w:t>
+      </w:r>
+      <w:r>
+        <w:rPr>
+          <w:rStyle w:val="OperatorTok"/>
+        </w:rPr>
+        <w:t xml:space="preserve">=</w:t>
+      </w:r>
+      <w:r>
+        <w:rPr>
+          <w:rStyle w:val="NormalTok"/>
+        </w:rPr>
+        <w:t xml:space="preserve"> expiredBookings</w:t>
+      </w:r>
+      <w:r>
+        <w:rPr>
+          <w:rStyle w:val="OperatorTok"/>
+        </w:rPr>
+        <w:t xml:space="preserve">.</w:t>
+      </w:r>
+      <w:r>
+        <w:rPr>
+          <w:rStyle w:val="FunctionTok"/>
+        </w:rPr>
+        <w:t xml:space="preserve">map</w:t>
+      </w:r>
+      <w:r>
+        <w:rPr>
+          <w:rStyle w:val="OperatorTok"/>
+        </w:rPr>
+        <w:t xml:space="preserve">((</w:t>
+      </w:r>
+      <w:r>
+        <w:rPr>
+          <w:rStyle w:val="NormalTok"/>
+        </w:rPr>
+        <w:t xml:space="preserve">b</w:t>
+      </w:r>
+      <w:r>
+        <w:rPr>
+          <w:rStyle w:val="OperatorTok"/>
+        </w:rPr>
+        <w:t xml:space="preserve">)</w:t>
+      </w:r>
+      <w:r>
+        <w:rPr>
+          <w:rStyle w:val="NormalTok"/>
+        </w:rPr>
+        <w:t xml:space="preserve"> </w:t>
+      </w:r>
+      <w:r>
+        <w:rPr>
+          <w:rStyle w:val="OperatorTok"/>
+        </w:rPr>
+        <w:t xml:space="preserve">=&gt;</w:t>
+      </w:r>
+      <w:r>
+        <w:rPr>
+          <w:rStyle w:val="NormalTok"/>
+        </w:rPr>
+        <w:t xml:space="preserve"> b</w:t>
+      </w:r>
+      <w:r>
+        <w:rPr>
+          <w:rStyle w:val="OperatorTok"/>
+        </w:rPr>
+        <w:t xml:space="preserve">.</w:t>
+      </w:r>
+      <w:r>
+        <w:rPr>
+          <w:rStyle w:val="FunctionTok"/>
+        </w:rPr>
+        <w:t xml:space="preserve">seatId</w:t>
+      </w:r>
+      <w:r>
+        <w:rPr>
+          <w:rStyle w:val="OperatorTok"/>
+        </w:rPr>
+        <w:t xml:space="preserve">);</w:t>
+      </w:r>
+      <w:r>
+        <w:br/>
+      </w:r>
+      <w:r>
+        <w:rPr>
+          <w:rStyle w:val="NormalTok"/>
+        </w:rPr>
+        <w:t xml:space="preserve">    await prisma</w:t>
+      </w:r>
+      <w:r>
+        <w:rPr>
+          <w:rStyle w:val="OperatorTok"/>
+        </w:rPr>
+        <w:t xml:space="preserve">.</w:t>
+      </w:r>
+      <w:r>
+        <w:rPr>
+          <w:rStyle w:val="NormalTok"/>
+        </w:rPr>
+        <w:t xml:space="preserve">$</w:t>
+      </w:r>
+      <w:r>
+        <w:rPr>
+          <w:rStyle w:val="FunctionTok"/>
+        </w:rPr>
+        <w:t xml:space="preserve">transaction</w:t>
+      </w:r>
+      <w:r>
+        <w:rPr>
+          <w:rStyle w:val="OperatorTok"/>
+        </w:rPr>
+        <w:t xml:space="preserve">([</w:t>
+      </w:r>
+      <w:r>
+        <w:br/>
+      </w:r>
+      <w:r>
+        <w:rPr>
+          <w:rStyle w:val="NormalTok"/>
+        </w:rPr>
+        <w:t xml:space="preserve">      prisma</w:t>
+      </w:r>
+      <w:r>
+        <w:rPr>
+          <w:rStyle w:val="OperatorTok"/>
+        </w:rPr>
+        <w:t xml:space="preserve">.</w:t>
+      </w:r>
+      <w:r>
+        <w:rPr>
+          <w:rStyle w:val="FunctionTok"/>
+        </w:rPr>
+        <w:t xml:space="preserve">booking</w:t>
+      </w:r>
+      <w:r>
+        <w:rPr>
+          <w:rStyle w:val="OperatorTok"/>
+        </w:rPr>
+        <w:t xml:space="preserve">.</w:t>
+      </w:r>
+      <w:r>
+        <w:rPr>
+          <w:rStyle w:val="FunctionTok"/>
+        </w:rPr>
+        <w:t xml:space="preserve">updateMany</w:t>
+      </w:r>
+      <w:r>
+        <w:rPr>
+          <w:rStyle w:val="OperatorTok"/>
+        </w:rPr>
+        <w:t xml:space="preserve">({</w:t>
+      </w:r>
+      <w:r>
+        <w:rPr>
+          <w:rStyle w:val="NormalTok"/>
+        </w:rPr>
+        <w:t xml:space="preserve"> where</w:t>
+      </w:r>
+      <w:r>
+        <w:rPr>
+          <w:rStyle w:val="OperatorTok"/>
+        </w:rPr>
+        <w:t xml:space="preserve">:</w:t>
+      </w:r>
+      <w:r>
+        <w:rPr>
+          <w:rStyle w:val="NormalTok"/>
+        </w:rPr>
+        <w:t xml:space="preserve"> </w:t>
+      </w:r>
+      <w:r>
+        <w:rPr>
+          <w:rStyle w:val="OperatorTok"/>
+        </w:rPr>
+        <w:t xml:space="preserve">{</w:t>
+      </w:r>
+      <w:r>
+        <w:rPr>
+          <w:rStyle w:val="NormalTok"/>
+        </w:rPr>
+        <w:t xml:space="preserve"> id</w:t>
+      </w:r>
+      <w:r>
+        <w:rPr>
+          <w:rStyle w:val="OperatorTok"/>
+        </w:rPr>
+        <w:t xml:space="preserve">:</w:t>
+      </w:r>
+      <w:r>
+        <w:rPr>
+          <w:rStyle w:val="NormalTok"/>
+        </w:rPr>
+        <w:t xml:space="preserve"> </w:t>
+      </w:r>
+      <w:r>
+        <w:rPr>
+          <w:rStyle w:val="OperatorTok"/>
+        </w:rPr>
+        <w:t xml:space="preserve">{</w:t>
+      </w:r>
+      <w:r>
+        <w:rPr>
+          <w:rStyle w:val="NormalTok"/>
+        </w:rPr>
+        <w:t xml:space="preserve"> in</w:t>
+      </w:r>
+      <w:r>
+        <w:rPr>
+          <w:rStyle w:val="OperatorTok"/>
+        </w:rPr>
+        <w:t xml:space="preserve">:</w:t>
+      </w:r>
+      <w:r>
+        <w:rPr>
+          <w:rStyle w:val="NormalTok"/>
+        </w:rPr>
+        <w:t xml:space="preserve"> expiredCheckedInIds </w:t>
+      </w:r>
+      <w:r>
+        <w:rPr>
+          <w:rStyle w:val="OperatorTok"/>
+        </w:rPr>
+        <w:t xml:space="preserve">}</w:t>
+      </w:r>
+      <w:r>
+        <w:rPr>
+          <w:rStyle w:val="NormalTok"/>
+        </w:rPr>
+        <w:t xml:space="preserve"> </w:t>
+      </w:r>
+      <w:r>
+        <w:rPr>
+          <w:rStyle w:val="OperatorTok"/>
+        </w:rPr>
+        <w:t xml:space="preserve">},</w:t>
+      </w:r>
+      <w:r>
+        <w:rPr>
+          <w:rStyle w:val="NormalTok"/>
+        </w:rPr>
+        <w:t xml:space="preserve"> data</w:t>
+      </w:r>
+      <w:r>
+        <w:rPr>
+          <w:rStyle w:val="OperatorTok"/>
+        </w:rPr>
+        <w:t xml:space="preserve">:</w:t>
+      </w:r>
+      <w:r>
+        <w:rPr>
+          <w:rStyle w:val="NormalTok"/>
+        </w:rPr>
+        <w:t xml:space="preserve"> </w:t>
+      </w:r>
+      <w:r>
+        <w:rPr>
+          <w:rStyle w:val="OperatorTok"/>
+        </w:rPr>
+        <w:t xml:space="preserve">{</w:t>
+      </w:r>
+      <w:r>
+        <w:rPr>
+          <w:rStyle w:val="NormalTok"/>
+        </w:rPr>
+        <w:t xml:space="preserve"> status</w:t>
+      </w:r>
+      <w:r>
+        <w:rPr>
+          <w:rStyle w:val="OperatorTok"/>
+        </w:rPr>
+        <w:t xml:space="preserve">:</w:t>
+      </w:r>
+      <w:r>
+        <w:rPr>
+          <w:rStyle w:val="NormalTok"/>
+        </w:rPr>
+        <w:t xml:space="preserve"> </w:t>
+      </w:r>
+      <w:r>
+        <w:rPr>
+          <w:rStyle w:val="StringTok"/>
+        </w:rPr>
+        <w:t xml:space="preserve">"completed"</w:t>
+      </w:r>
+      <w:r>
+        <w:rPr>
+          <w:rStyle w:val="OperatorTok"/>
+        </w:rPr>
+        <w:t xml:space="preserve">,</w:t>
+      </w:r>
+      <w:r>
+        <w:rPr>
+          <w:rStyle w:val="NormalTok"/>
+        </w:rPr>
+        <w:t xml:space="preserve"> checkedOutAt</w:t>
+      </w:r>
+      <w:r>
+        <w:rPr>
+          <w:rStyle w:val="OperatorTok"/>
+        </w:rPr>
+        <w:t xml:space="preserve">:</w:t>
+      </w:r>
+      <w:r>
+        <w:rPr>
+          <w:rStyle w:val="NormalTok"/>
+        </w:rPr>
+        <w:t xml:space="preserve"> </w:t>
+      </w:r>
+      <w:r>
+        <w:rPr>
+          <w:rStyle w:val="KeywordTok"/>
+        </w:rPr>
+        <w:t xml:space="preserve">new</w:t>
+      </w:r>
+      <w:r>
+        <w:rPr>
+          <w:rStyle w:val="NormalTok"/>
+        </w:rPr>
+        <w:t xml:space="preserve"> </w:t>
+      </w:r>
+      <w:r>
+        <w:rPr>
+          <w:rStyle w:val="BuiltInTok"/>
+        </w:rPr>
+        <w:t xml:space="preserve">Date</w:t>
+      </w:r>
+      <w:r>
+        <w:rPr>
+          <w:rStyle w:val="OperatorTok"/>
+        </w:rPr>
+        <w:t xml:space="preserve">()</w:t>
+      </w:r>
+      <w:r>
+        <w:rPr>
+          <w:rStyle w:val="NormalTok"/>
+        </w:rPr>
+        <w:t xml:space="preserve"> </w:t>
+      </w:r>
+      <w:r>
+        <w:rPr>
+          <w:rStyle w:val="OperatorTok"/>
+        </w:rPr>
+        <w:t xml:space="preserve">}</w:t>
+      </w:r>
+      <w:r>
+        <w:rPr>
+          <w:rStyle w:val="NormalTok"/>
+        </w:rPr>
+        <w:t xml:space="preserve"> </w:t>
+      </w:r>
+      <w:r>
+        <w:rPr>
+          <w:rStyle w:val="OperatorTok"/>
+        </w:rPr>
+        <w:t xml:space="preserve">}),</w:t>
+      </w:r>
+      <w:r>
+        <w:br/>
+      </w:r>
+      <w:r>
+        <w:rPr>
+          <w:rStyle w:val="NormalTok"/>
+        </w:rPr>
+        <w:t xml:space="preserve">      prisma</w:t>
+      </w:r>
+      <w:r>
+        <w:rPr>
+          <w:rStyle w:val="OperatorTok"/>
+        </w:rPr>
+        <w:t xml:space="preserve">.</w:t>
+      </w:r>
+      <w:r>
+        <w:rPr>
+          <w:rStyle w:val="FunctionTok"/>
+        </w:rPr>
+        <w:t xml:space="preserve">seat</w:t>
+      </w:r>
+      <w:r>
+        <w:rPr>
+          <w:rStyle w:val="OperatorTok"/>
+        </w:rPr>
+        <w:t xml:space="preserve">.</w:t>
+      </w:r>
+      <w:r>
+        <w:rPr>
+          <w:rStyle w:val="FunctionTok"/>
+        </w:rPr>
+        <w:t xml:space="preserve">updateMany</w:t>
+      </w:r>
+      <w:r>
+        <w:rPr>
+          <w:rStyle w:val="OperatorTok"/>
+        </w:rPr>
+        <w:t xml:space="preserve">({</w:t>
+      </w:r>
+      <w:r>
+        <w:rPr>
+          <w:rStyle w:val="NormalTok"/>
+        </w:rPr>
+        <w:t xml:space="preserve"> where</w:t>
+      </w:r>
+      <w:r>
+        <w:rPr>
+          <w:rStyle w:val="OperatorTok"/>
+        </w:rPr>
+        <w:t xml:space="preserve">:</w:t>
+      </w:r>
+      <w:r>
+        <w:rPr>
+          <w:rStyle w:val="NormalTok"/>
+        </w:rPr>
+        <w:t xml:space="preserve"> </w:t>
+      </w:r>
+      <w:r>
+        <w:rPr>
+          <w:rStyle w:val="OperatorTok"/>
+        </w:rPr>
+        <w:t xml:space="preserve">{</w:t>
+      </w:r>
+      <w:r>
+        <w:rPr>
+          <w:rStyle w:val="NormalTok"/>
+        </w:rPr>
+        <w:t xml:space="preserve"> id</w:t>
+      </w:r>
+      <w:r>
+        <w:rPr>
+          <w:rStyle w:val="OperatorTok"/>
+        </w:rPr>
+        <w:t xml:space="preserve">:</w:t>
+      </w:r>
+      <w:r>
+        <w:rPr>
+          <w:rStyle w:val="NormalTok"/>
+        </w:rPr>
+        <w:t xml:space="preserve"> </w:t>
+      </w:r>
+      <w:r>
+        <w:rPr>
+          <w:rStyle w:val="OperatorTok"/>
+        </w:rPr>
+        <w:t xml:space="preserve">{</w:t>
+      </w:r>
+      <w:r>
+        <w:rPr>
+          <w:rStyle w:val="NormalTok"/>
+        </w:rPr>
+        <w:t xml:space="preserve"> in</w:t>
+      </w:r>
+      <w:r>
+        <w:rPr>
+          <w:rStyle w:val="OperatorTok"/>
+        </w:rPr>
+        <w:t xml:space="preserve">:</w:t>
+      </w:r>
+      <w:r>
+        <w:rPr>
+          <w:rStyle w:val="NormalTok"/>
+        </w:rPr>
+        <w:t xml:space="preserve"> seatIds </w:t>
+      </w:r>
+      <w:r>
+        <w:rPr>
+          <w:rStyle w:val="OperatorTok"/>
+        </w:rPr>
+        <w:t xml:space="preserve">}</w:t>
+      </w:r>
+      <w:r>
+        <w:rPr>
+          <w:rStyle w:val="NormalTok"/>
+        </w:rPr>
+        <w:t xml:space="preserve"> </w:t>
+      </w:r>
+      <w:r>
+        <w:rPr>
+          <w:rStyle w:val="OperatorTok"/>
+        </w:rPr>
+        <w:t xml:space="preserve">},</w:t>
+      </w:r>
+      <w:r>
+        <w:rPr>
+          <w:rStyle w:val="NormalTok"/>
+        </w:rPr>
+        <w:t xml:space="preserve"> data</w:t>
+      </w:r>
+      <w:r>
+        <w:rPr>
+          <w:rStyle w:val="OperatorTok"/>
+        </w:rPr>
+        <w:t xml:space="preserve">:</w:t>
+      </w:r>
+      <w:r>
+        <w:rPr>
+          <w:rStyle w:val="NormalTok"/>
+        </w:rPr>
+        <w:t xml:space="preserve"> </w:t>
+      </w:r>
+      <w:r>
+        <w:rPr>
+          <w:rStyle w:val="OperatorTok"/>
+        </w:rPr>
+        <w:t xml:space="preserve">{</w:t>
+      </w:r>
+      <w:r>
+        <w:rPr>
+          <w:rStyle w:val="NormalTok"/>
+        </w:rPr>
+        <w:t xml:space="preserve"> isOccupied</w:t>
+      </w:r>
+      <w:r>
+        <w:rPr>
+          <w:rStyle w:val="OperatorTok"/>
+        </w:rPr>
+        <w:t xml:space="preserve">:</w:t>
+      </w:r>
+      <w:r>
+        <w:rPr>
+          <w:rStyle w:val="NormalTok"/>
+        </w:rPr>
+        <w:t xml:space="preserve"> </w:t>
+      </w:r>
+      <w:r>
+        <w:rPr>
+          <w:rStyle w:val="KeywordTok"/>
+        </w:rPr>
+        <w:t xml:space="preserve">false</w:t>
+      </w:r>
+      <w:r>
+        <w:rPr>
+          <w:rStyle w:val="NormalTok"/>
+        </w:rPr>
+        <w:t xml:space="preserve"> </w:t>
+      </w:r>
+      <w:r>
+        <w:rPr>
+          <w:rStyle w:val="OperatorTok"/>
+        </w:rPr>
+        <w:t xml:space="preserve">}</w:t>
+      </w:r>
+      <w:r>
+        <w:rPr>
+          <w:rStyle w:val="NormalTok"/>
+        </w:rPr>
+        <w:t xml:space="preserve"> </w:t>
+      </w:r>
+      <w:r>
+        <w:rPr>
+          <w:rStyle w:val="OperatorTok"/>
+        </w:rPr>
+        <w:t xml:space="preserve">})</w:t>
+      </w:r>
+      <w:r>
+        <w:br/>
+      </w:r>
+      <w:r>
+        <w:rPr>
+          <w:rStyle w:val="NormalTok"/>
+        </w:rPr>
+        <w:t xml:space="preserve">    </w:t>
+      </w:r>
+      <w:r>
+        <w:rPr>
+          <w:rStyle w:val="OperatorTok"/>
+        </w:rPr>
+        <w:t xml:space="preserve">]);</w:t>
+      </w:r>
+      <w:r>
+        <w:br/>
+      </w:r>
+      <w:r>
+        <w:rPr>
+          <w:rStyle w:val="NormalTok"/>
+        </w:rPr>
+        <w:t xml:space="preserve">  </w:t>
+      </w:r>
+      <w:r>
+        <w:rPr>
+          <w:rStyle w:val="OperatorTok"/>
+        </w:rPr>
+        <w:t xml:space="preserve">}</w:t>
+      </w:r>
+      <w:r>
+        <w:br/>
+      </w:r>
+      <w:r>
+        <w:rPr>
+          <w:rStyle w:val="OperatorTok"/>
+        </w:rPr>
+        <w:t xml:space="preserve">};</w:t>
+      </w:r>
+    </w:p>
+    <w:bookmarkEnd w:id="65"/>
+    <w:bookmarkEnd w:id="66"/>
+    <w:bookmarkStart w:id="68" w:name="X6f3cca2f52becfcb77232028e16f51644062340"/>
     <w:p>
       <w:pPr>
         <w:pStyle w:val="Heading3"/>
@@ -8729,7 +12691,7 @@
         <w:t xml:space="preserve">demonstrates the multi-field bibliographic search algorithm that resolves both text matching and spatial shelf coordinate mapping.</w:t>
       </w:r>
     </w:p>
-    <w:bookmarkStart w:id="65" w:name="lst:book_search_algo"/>
+    <w:bookmarkStart w:id="67" w:name="lst:book_search_algo"/>
     <w:p>
       <w:pPr>
         <w:pStyle w:val="SourceCode"/>
@@ -10523,9 +14485,9 @@
         <w:t xml:space="preserve">};</w:t>
       </w:r>
     </w:p>
-    <w:bookmarkEnd w:id="65"/>
-    <w:bookmarkEnd w:id="66"/>
-    <w:bookmarkStart w:id="68" w:name="X0277608fbe9c65394946a7dc750987a2bad766f"/>
+    <w:bookmarkEnd w:id="67"/>
+    <w:bookmarkEnd w:id="68"/>
+    <w:bookmarkStart w:id="70" w:name="X0277608fbe9c65394946a7dc750987a2bad766f"/>
     <w:p>
       <w:pPr>
         <w:pStyle w:val="Heading3"/>
@@ -10556,7 +14518,7 @@
         <w:t xml:space="preserve">details the circulation renewal logic enforcing institutional lending constraints before extending due dates.</w:t>
       </w:r>
     </w:p>
-    <w:bookmarkStart w:id="67" w:name="lst:circulation_algo"/>
+    <w:bookmarkStart w:id="69" w:name="lst:circulation_algo"/>
     <w:p>
       <w:pPr>
         <w:pStyle w:val="SourceCode"/>
@@ -12773,10 +16735,10 @@
         <w:t xml:space="preserve">};</w:t>
       </w:r>
     </w:p>
-    <w:bookmarkEnd w:id="67"/>
-    <w:bookmarkEnd w:id="68"/>
     <w:bookmarkEnd w:id="69"/>
-    <w:bookmarkStart w:id="71" w:name="restful-api-endpoint-architecture"/>
+    <w:bookmarkEnd w:id="70"/>
+    <w:bookmarkEnd w:id="71"/>
+    <w:bookmarkStart w:id="73" w:name="restful-api-endpoint-architecture"/>
     <w:p>
       <w:pPr>
         <w:pStyle w:val="Heading2"/>
@@ -12807,7 +16769,7 @@
         <w:t xml:space="preserve">outlines the primary REST API endpoints exposed by the backend service.</w:t>
       </w:r>
     </w:p>
-    <w:bookmarkStart w:id="70" w:name="tab:api_endpoints"/>
+    <w:bookmarkStart w:id="72" w:name="tab:api_endpoints"/>
     <w:p>
       <w:pPr>
         <w:pStyle w:val="TableCaption"/>
@@ -13107,43 +17069,43 @@
               <w:jc w:val="left"/>
             </w:pPr>
             <w:r>
-              <w:t xml:space="preserve">POST</w:t>
-            </w:r>
-          </w:p>
-        </w:tc>
-        <w:tc>
-          <w:tcPr/>
-          <w:p>
-            <w:pPr>
-              <w:pStyle w:val="Compact"/>
-              <w:jc w:val="left"/>
-            </w:pPr>
-            <w:r>
-              <w:t xml:space="preserve">/api/v1/checkin/verify</w:t>
-            </w:r>
-          </w:p>
-        </w:tc>
-        <w:tc>
-          <w:tcPr/>
-          <w:p>
-            <w:pPr>
-              <w:pStyle w:val="Compact"/>
-              <w:jc w:val="left"/>
-            </w:pPr>
-            <w:r>
-              <w:t xml:space="preserve">Staff / Admin</w:t>
-            </w:r>
-          </w:p>
-        </w:tc>
-        <w:tc>
-          <w:tcPr/>
-          <w:p>
-            <w:pPr>
-              <w:pStyle w:val="Compact"/>
-              <w:jc w:val="left"/>
-            </w:pPr>
-            <w:r>
-              <w:t xml:space="preserve">Scan QR code and verify attendance</w:t>
+              <w:t xml:space="preserve">GET</w:t>
+            </w:r>
+          </w:p>
+        </w:tc>
+        <w:tc>
+          <w:tcPr/>
+          <w:p>
+            <w:pPr>
+              <w:pStyle w:val="Compact"/>
+              <w:jc w:val="left"/>
+            </w:pPr>
+            <w:r>
+              <w:t xml:space="preserve">/api/v1/booking/my</w:t>
+            </w:r>
+          </w:p>
+        </w:tc>
+        <w:tc>
+          <w:tcPr/>
+          <w:p>
+            <w:pPr>
+              <w:pStyle w:val="Compact"/>
+              <w:jc w:val="left"/>
+            </w:pPr>
+            <w:r>
+              <w:t xml:space="preserve">Student</w:t>
+            </w:r>
+          </w:p>
+        </w:tc>
+        <w:tc>
+          <w:tcPr/>
+          <w:p>
+            <w:pPr>
+              <w:pStyle w:val="Compact"/>
+              <w:jc w:val="left"/>
+            </w:pPr>
+            <w:r>
+              <w:t xml:space="preserve">List student’s own active and historical bookings</w:t>
             </w:r>
           </w:p>
         </w:tc>
@@ -13157,43 +17119,43 @@
               <w:jc w:val="left"/>
             </w:pPr>
             <w:r>
-              <w:t xml:space="preserve">GET</w:t>
-            </w:r>
-          </w:p>
-        </w:tc>
-        <w:tc>
-          <w:tcPr/>
-          <w:p>
-            <w:pPr>
-              <w:pStyle w:val="Compact"/>
-              <w:jc w:val="left"/>
-            </w:pPr>
-            <w:r>
-              <w:t xml:space="preserve">/api/v1/book</w:t>
-            </w:r>
-          </w:p>
-        </w:tc>
-        <w:tc>
-          <w:tcPr/>
-          <w:p>
-            <w:pPr>
-              <w:pStyle w:val="Compact"/>
-              <w:jc w:val="left"/>
-            </w:pPr>
-            <w:r>
-              <w:t xml:space="preserve">Authenticated</w:t>
-            </w:r>
-          </w:p>
-        </w:tc>
-        <w:tc>
-          <w:tcPr/>
-          <w:p>
-            <w:pPr>
-              <w:pStyle w:val="Compact"/>
-              <w:jc w:val="left"/>
-            </w:pPr>
-            <w:r>
-              <w:t xml:space="preserve">Catalog query with spatial &amp; category filters</w:t>
+              <w:t xml:space="preserve">DELETE</w:t>
+            </w:r>
+          </w:p>
+        </w:tc>
+        <w:tc>
+          <w:tcPr/>
+          <w:p>
+            <w:pPr>
+              <w:pStyle w:val="Compact"/>
+              <w:jc w:val="left"/>
+            </w:pPr>
+            <w:r>
+              <w:t xml:space="preserve">/api/v1/booking/:id</w:t>
+            </w:r>
+          </w:p>
+        </w:tc>
+        <w:tc>
+          <w:tcPr/>
+          <w:p>
+            <w:pPr>
+              <w:pStyle w:val="Compact"/>
+              <w:jc w:val="left"/>
+            </w:pPr>
+            <w:r>
+              <w:t xml:space="preserve">Student / Staff / Admin</w:t>
+            </w:r>
+          </w:p>
+        </w:tc>
+        <w:tc>
+          <w:tcPr/>
+          <w:p>
+            <w:pPr>
+              <w:pStyle w:val="Compact"/>
+              <w:jc w:val="left"/>
+            </w:pPr>
+            <w:r>
+              <w:t xml:space="preserve">Cancel reservation with reason audit and email alert</w:t>
             </w:r>
           </w:p>
         </w:tc>
@@ -13219,7 +17181,7 @@
               <w:jc w:val="left"/>
             </w:pPr>
             <w:r>
-              <w:t xml:space="preserve">/api/v1/book/upload-image</w:t>
+              <w:t xml:space="preserve">/api/v1/checkin/verify</w:t>
             </w:r>
           </w:p>
         </w:tc>
@@ -13243,7 +17205,7 @@
               <w:jc w:val="left"/>
             </w:pPr>
             <w:r>
-              <w:t xml:space="preserve">Stream &amp; upload book cover to Cloudinary</w:t>
+              <w:t xml:space="preserve">Scan QR code and verify entry/exit attendance</w:t>
             </w:r>
           </w:p>
         </w:tc>
@@ -13257,7 +17219,7 @@
               <w:jc w:val="left"/>
             </w:pPr>
             <w:r>
-              <w:t xml:space="preserve">POST</w:t>
+              <w:t xml:space="preserve">GET</w:t>
             </w:r>
           </w:p>
         </w:tc>
@@ -13281,19 +17243,19 @@
               <w:jc w:val="left"/>
             </w:pPr>
             <w:r>
-              <w:t xml:space="preserve">Staff / Admin</w:t>
-            </w:r>
-          </w:p>
-        </w:tc>
-        <w:tc>
-          <w:tcPr/>
-          <w:p>
-            <w:pPr>
-              <w:pStyle w:val="Compact"/>
-              <w:jc w:val="left"/>
-            </w:pPr>
-            <w:r>
-              <w:t xml:space="preserve">Create book record with cover &amp; PDF asset</w:t>
+              <w:t xml:space="preserve">Authenticated</w:t>
+            </w:r>
+          </w:p>
+        </w:tc>
+        <w:tc>
+          <w:tcPr/>
+          <w:p>
+            <w:pPr>
+              <w:pStyle w:val="Compact"/>
+              <w:jc w:val="left"/>
+            </w:pPr>
+            <w:r>
+              <w:t xml:space="preserve">Catalog query with spatial &amp; category filters</w:t>
             </w:r>
           </w:p>
         </w:tc>
@@ -13307,19 +17269,19 @@
               <w:jc w:val="left"/>
             </w:pPr>
             <w:r>
-              <w:t xml:space="preserve">PATCH</w:t>
-            </w:r>
-          </w:p>
-        </w:tc>
-        <w:tc>
-          <w:tcPr/>
-          <w:p>
-            <w:pPr>
-              <w:pStyle w:val="Compact"/>
-              <w:jc w:val="left"/>
-            </w:pPr>
-            <w:r>
-              <w:t xml:space="preserve">/api/v1/book/:id</w:t>
+              <w:t xml:space="preserve">POST</w:t>
+            </w:r>
+          </w:p>
+        </w:tc>
+        <w:tc>
+          <w:tcPr/>
+          <w:p>
+            <w:pPr>
+              <w:pStyle w:val="Compact"/>
+              <w:jc w:val="left"/>
+            </w:pPr>
+            <w:r>
+              <w:t xml:space="preserve">/api/v1/book/upload-image</w:t>
             </w:r>
           </w:p>
         </w:tc>
@@ -13343,7 +17305,7 @@
               <w:jc w:val="left"/>
             </w:pPr>
             <w:r>
-              <w:t xml:space="preserve">Update book metadata and cover image</w:t>
+              <w:t xml:space="preserve">Stream &amp; upload book cover to Cloudinary</w:t>
             </w:r>
           </w:p>
         </w:tc>
@@ -13357,19 +17319,19 @@
               <w:jc w:val="left"/>
             </w:pPr>
             <w:r>
-              <w:t xml:space="preserve">DELETE</w:t>
-            </w:r>
-          </w:p>
-        </w:tc>
-        <w:tc>
-          <w:tcPr/>
-          <w:p>
-            <w:pPr>
-              <w:pStyle w:val="Compact"/>
-              <w:jc w:val="left"/>
-            </w:pPr>
-            <w:r>
-              <w:t xml:space="preserve">/api/v1/book/:id</w:t>
+              <w:t xml:space="preserve">POST</w:t>
+            </w:r>
+          </w:p>
+        </w:tc>
+        <w:tc>
+          <w:tcPr/>
+          <w:p>
+            <w:pPr>
+              <w:pStyle w:val="Compact"/>
+              <w:jc w:val="left"/>
+            </w:pPr>
+            <w:r>
+              <w:t xml:space="preserve">/api/v1/book</w:t>
             </w:r>
           </w:p>
         </w:tc>
@@ -13393,7 +17355,7 @@
               <w:jc w:val="left"/>
             </w:pPr>
             <w:r>
-              <w:t xml:space="preserve">Deactivate book and clean up cloud assets</w:t>
+              <w:t xml:space="preserve">Create book record with cover &amp; PDF asset</w:t>
             </w:r>
           </w:p>
         </w:tc>
@@ -13407,43 +17369,43 @@
               <w:jc w:val="left"/>
             </w:pPr>
             <w:r>
-              <w:t xml:space="preserve">POST</w:t>
-            </w:r>
-          </w:p>
-        </w:tc>
-        <w:tc>
-          <w:tcPr/>
-          <w:p>
-            <w:pPr>
-              <w:pStyle w:val="Compact"/>
-              <w:jc w:val="left"/>
-            </w:pPr>
-            <w:r>
-              <w:t xml:space="preserve">/api/v1/loan/issue</w:t>
-            </w:r>
-          </w:p>
-        </w:tc>
-        <w:tc>
-          <w:tcPr/>
-          <w:p>
-            <w:pPr>
-              <w:pStyle w:val="Compact"/>
-              <w:jc w:val="left"/>
-            </w:pPr>
-            <w:r>
-              <w:t xml:space="preserve">Staff</w:t>
-            </w:r>
-          </w:p>
-        </w:tc>
-        <w:tc>
-          <w:tcPr/>
-          <w:p>
-            <w:pPr>
-              <w:pStyle w:val="Compact"/>
-              <w:jc w:val="left"/>
-            </w:pPr>
-            <w:r>
-              <w:t xml:space="preserve">Issue physical book copy to student</w:t>
+              <w:t xml:space="preserve">PATCH</w:t>
+            </w:r>
+          </w:p>
+        </w:tc>
+        <w:tc>
+          <w:tcPr/>
+          <w:p>
+            <w:pPr>
+              <w:pStyle w:val="Compact"/>
+              <w:jc w:val="left"/>
+            </w:pPr>
+            <w:r>
+              <w:t xml:space="preserve">/api/v1/book/:id</w:t>
+            </w:r>
+          </w:p>
+        </w:tc>
+        <w:tc>
+          <w:tcPr/>
+          <w:p>
+            <w:pPr>
+              <w:pStyle w:val="Compact"/>
+              <w:jc w:val="left"/>
+            </w:pPr>
+            <w:r>
+              <w:t xml:space="preserve">Staff / Admin</w:t>
+            </w:r>
+          </w:p>
+        </w:tc>
+        <w:tc>
+          <w:tcPr/>
+          <w:p>
+            <w:pPr>
+              <w:pStyle w:val="Compact"/>
+              <w:jc w:val="left"/>
+            </w:pPr>
+            <w:r>
+              <w:t xml:space="preserve">Update book metadata and cover image</w:t>
             </w:r>
           </w:p>
         </w:tc>
@@ -13457,43 +17419,43 @@
               <w:jc w:val="left"/>
             </w:pPr>
             <w:r>
-              <w:t xml:space="preserve">POST</w:t>
-            </w:r>
-          </w:p>
-        </w:tc>
-        <w:tc>
-          <w:tcPr/>
-          <w:p>
-            <w:pPr>
-              <w:pStyle w:val="Compact"/>
-              <w:jc w:val="left"/>
-            </w:pPr>
-            <w:r>
-              <w:t xml:space="preserve">/api/v1/loan/renew</w:t>
-            </w:r>
-          </w:p>
-        </w:tc>
-        <w:tc>
-          <w:tcPr/>
-          <w:p>
-            <w:pPr>
-              <w:pStyle w:val="Compact"/>
-              <w:jc w:val="left"/>
-            </w:pPr>
-            <w:r>
-              <w:t xml:space="preserve">Student / Staff</w:t>
-            </w:r>
-          </w:p>
-        </w:tc>
-        <w:tc>
-          <w:tcPr/>
-          <w:p>
-            <w:pPr>
-              <w:pStyle w:val="Compact"/>
-              <w:jc w:val="left"/>
-            </w:pPr>
-            <w:r>
-              <w:t xml:space="preserve">Request or approve loan renewal</w:t>
+              <w:t xml:space="preserve">DELETE</w:t>
+            </w:r>
+          </w:p>
+        </w:tc>
+        <w:tc>
+          <w:tcPr/>
+          <w:p>
+            <w:pPr>
+              <w:pStyle w:val="Compact"/>
+              <w:jc w:val="left"/>
+            </w:pPr>
+            <w:r>
+              <w:t xml:space="preserve">/api/v1/book/:id</w:t>
+            </w:r>
+          </w:p>
+        </w:tc>
+        <w:tc>
+          <w:tcPr/>
+          <w:p>
+            <w:pPr>
+              <w:pStyle w:val="Compact"/>
+              <w:jc w:val="left"/>
+            </w:pPr>
+            <w:r>
+              <w:t xml:space="preserve">Staff / Admin</w:t>
+            </w:r>
+          </w:p>
+        </w:tc>
+        <w:tc>
+          <w:tcPr/>
+          <w:p>
+            <w:pPr>
+              <w:pStyle w:val="Compact"/>
+              <w:jc w:val="left"/>
+            </w:pPr>
+            <w:r>
+              <w:t xml:space="preserve">Deactivate book and clean up cloud assets</w:t>
             </w:r>
           </w:p>
         </w:tc>
@@ -13519,6 +17481,106 @@
               <w:jc w:val="left"/>
             </w:pPr>
             <w:r>
+              <w:t xml:space="preserve">/api/v1/loan/issue</w:t>
+            </w:r>
+          </w:p>
+        </w:tc>
+        <w:tc>
+          <w:tcPr/>
+          <w:p>
+            <w:pPr>
+              <w:pStyle w:val="Compact"/>
+              <w:jc w:val="left"/>
+            </w:pPr>
+            <w:r>
+              <w:t xml:space="preserve">Staff</w:t>
+            </w:r>
+          </w:p>
+        </w:tc>
+        <w:tc>
+          <w:tcPr/>
+          <w:p>
+            <w:pPr>
+              <w:pStyle w:val="Compact"/>
+              <w:jc w:val="left"/>
+            </w:pPr>
+            <w:r>
+              <w:t xml:space="preserve">Issue physical book copy to student</w:t>
+            </w:r>
+          </w:p>
+        </w:tc>
+      </w:tr>
+      <w:tr>
+        <w:tc>
+          <w:tcPr/>
+          <w:p>
+            <w:pPr>
+              <w:pStyle w:val="Compact"/>
+              <w:jc w:val="left"/>
+            </w:pPr>
+            <w:r>
+              <w:t xml:space="preserve">POST</w:t>
+            </w:r>
+          </w:p>
+        </w:tc>
+        <w:tc>
+          <w:tcPr/>
+          <w:p>
+            <w:pPr>
+              <w:pStyle w:val="Compact"/>
+              <w:jc w:val="left"/>
+            </w:pPr>
+            <w:r>
+              <w:t xml:space="preserve">/api/v1/loan/renew</w:t>
+            </w:r>
+          </w:p>
+        </w:tc>
+        <w:tc>
+          <w:tcPr/>
+          <w:p>
+            <w:pPr>
+              <w:pStyle w:val="Compact"/>
+              <w:jc w:val="left"/>
+            </w:pPr>
+            <w:r>
+              <w:t xml:space="preserve">Student / Staff</w:t>
+            </w:r>
+          </w:p>
+        </w:tc>
+        <w:tc>
+          <w:tcPr/>
+          <w:p>
+            <w:pPr>
+              <w:pStyle w:val="Compact"/>
+              <w:jc w:val="left"/>
+            </w:pPr>
+            <w:r>
+              <w:t xml:space="preserve">Request or approve loan renewal</w:t>
+            </w:r>
+          </w:p>
+        </w:tc>
+      </w:tr>
+      <w:tr>
+        <w:tc>
+          <w:tcPr/>
+          <w:p>
+            <w:pPr>
+              <w:pStyle w:val="Compact"/>
+              <w:jc w:val="left"/>
+            </w:pPr>
+            <w:r>
+              <w:t xml:space="preserve">POST</w:t>
+            </w:r>
+          </w:p>
+        </w:tc>
+        <w:tc>
+          <w:tcPr/>
+          <w:p>
+            <w:pPr>
+              <w:pStyle w:val="Compact"/>
+              <w:jc w:val="left"/>
+            </w:pPr>
+            <w:r>
               <w:t xml:space="preserve">/api/v1/loan/return</w:t>
             </w:r>
           </w:p>
@@ -13549,9 +17611,9 @@
         </w:tc>
       </w:tr>
     </w:tbl>
-    <w:bookmarkEnd w:id="70"/>
-    <w:bookmarkEnd w:id="71"/>
-    <w:bookmarkStart w:id="75" w:name="X979094616e14a8bbef987b9c55122254b6ba4e5"/>
+    <w:bookmarkEnd w:id="72"/>
+    <w:bookmarkEnd w:id="73"/>
+    <w:bookmarkStart w:id="77" w:name="X979094616e14a8bbef987b9c55122254b6ba4e5"/>
     <w:p>
       <w:pPr>
         <w:pStyle w:val="Heading2"/>
@@ -13560,7 +17622,7 @@
         <w:t xml:space="preserve">Experimental Testing, Benchmarks, and Results</w:t>
       </w:r>
     </w:p>
-    <w:bookmarkStart w:id="73" w:name="experimental-performance-benchmarks"/>
+    <w:bookmarkStart w:id="75" w:name="experimental-performance-benchmarks"/>
     <w:p>
       <w:pPr>
         <w:pStyle w:val="Heading3"/>
@@ -13591,7 +17653,7 @@
         <w:t xml:space="preserve">highlights the quantitative improvements across key operational metrics.</w:t>
       </w:r>
     </w:p>
-    <w:bookmarkStart w:id="72" w:name="tab:benchmark_results"/>
+    <w:bookmarkStart w:id="74" w:name="tab:benchmark_results"/>
     <w:p>
       <w:pPr>
         <w:pStyle w:val="TableCaption"/>
@@ -14007,9 +18069,9 @@
         </w:tc>
       </w:tr>
     </w:tbl>
-    <w:bookmarkEnd w:id="72"/>
-    <w:bookmarkEnd w:id="73"/>
-    <w:bookmarkStart w:id="74" w:name="concurrency-and-load-stress-testing"/>
+    <w:bookmarkEnd w:id="74"/>
+    <w:bookmarkEnd w:id="75"/>
+    <w:bookmarkStart w:id="76" w:name="concurrency-and-load-stress-testing"/>
     <w:p>
       <w:pPr>
         <w:pStyle w:val="Heading3"/>
@@ -14059,28 +18121,28 @@
         <w:t xml:space="preserve">System error rate was maintained at 0.00% throughout testing.</w:t>
       </w:r>
     </w:p>
-    <w:bookmarkEnd w:id="74"/>
-    <w:bookmarkEnd w:id="75"/>
-    <w:bookmarkStart w:id="76" w:name="discussion-of-results"/>
-    <w:p>
-      <w:pPr>
-        <w:pStyle w:val="Heading2"/>
-      </w:pPr>
-      <w:r>
-        <w:t xml:space="preserve">Discussion of Results</w:t>
-      </w:r>
-    </w:p>
-    <w:p>
-      <w:pPr>
-        <w:pStyle w:val="FirstParagraph"/>
-      </w:pPr>
-      <w:r>
-        <w:t xml:space="preserve">The benchmark findings validate that digitizing and integrating seat reservations with physical book spatial coordinates radically streamlines student workflows. The 97.2% reduction in seat discovery latency and 78.4% reduction in book retrieval time substantially boost student study efficiency while eliminating counter queues and phantom reservation disputes for library staff.</w:t>
-      </w:r>
-    </w:p>
     <w:bookmarkEnd w:id="76"/>
     <w:bookmarkEnd w:id="77"/>
-    <w:bookmarkStart w:id="103" w:name="Xca783c0e1aa5a8381fc180dd55321b8bf363f23"/>
+    <w:bookmarkStart w:id="78" w:name="discussion-of-results"/>
+    <w:p>
+      <w:pPr>
+        <w:pStyle w:val="Heading2"/>
+      </w:pPr>
+      <w:r>
+        <w:t xml:space="preserve">Discussion of Results</w:t>
+      </w:r>
+    </w:p>
+    <w:p>
+      <w:pPr>
+        <w:pStyle w:val="FirstParagraph"/>
+      </w:pPr>
+      <w:r>
+        <w:t xml:space="preserve">The benchmark findings validate that digitizing and integrating seat reservations with physical book spatial coordinates radically streamlines student workflows. The 97.2% reduction in seat discovery latency and 78.4% reduction in book retrieval time substantially boost student study efficiency while eliminating counter queues and phantom reservation disputes for library staff.</w:t>
+      </w:r>
+    </w:p>
+    <w:bookmarkEnd w:id="78"/>
+    <w:bookmarkEnd w:id="79"/>
+    <w:bookmarkStart w:id="105" w:name="Xca783c0e1aa5a8381fc180dd55321b8bf363f23"/>
     <w:p>
       <w:pPr>
         <w:pStyle w:val="Heading1"/>
@@ -14097,7 +18159,7 @@
         <w:t xml:space="preserve">This chapter details compliance with international software, security, and metadata engineering standards, evaluates societal and environmental impacts, provides a comparative financial budget analysis, and presents the BAETE Complex Engineering Problem (EP1–EP7), Knowledge Profile (K1–K8), and Complex Engineering Activity (EA1–EA5) accreditation mappings.</w:t>
       </w:r>
     </w:p>
-    <w:bookmarkStart w:id="80" w:name="compliance-with-the-standards"/>
+    <w:bookmarkStart w:id="82" w:name="compliance-with-the-standards"/>
     <w:p>
       <w:pPr>
         <w:pStyle w:val="Heading2"/>
@@ -14106,7 +18168,7 @@
         <w:t xml:space="preserve">Compliance with the Standards</w:t>
       </w:r>
     </w:p>
-    <w:bookmarkStart w:id="78" w:name="software-standards"/>
+    <w:bookmarkStart w:id="80" w:name="software-standards"/>
     <w:p>
       <w:pPr>
         <w:pStyle w:val="Heading3"/>
@@ -14232,8 +18294,8 @@
         <w:t xml:space="preserve">: High-contrast interface components, responsive touch targets, and semantic HTML accessibility for diverse student populations.</w:t>
       </w:r>
     </w:p>
-    <w:bookmarkEnd w:id="78"/>
-    <w:bookmarkStart w:id="79" w:name="security-and-communication-protocols"/>
+    <w:bookmarkEnd w:id="80"/>
+    <w:bookmarkStart w:id="81" w:name="security-and-communication-protocols"/>
     <w:p>
       <w:pPr>
         <w:pStyle w:val="Heading3"/>
@@ -14329,9 +18391,9 @@
         <w:t xml:space="preserve">: Standardized bibliographic schemas (Title, Author, Publisher, Year, ISBN, Subject Classification) for universal catalog interoperability.</w:t>
       </w:r>
     </w:p>
-    <w:bookmarkEnd w:id="79"/>
-    <w:bookmarkEnd w:id="80"/>
-    <w:bookmarkStart w:id="85" w:name="X5d4b5f02a8d1e1bb7de0fd8761be0a27a75634e"/>
+    <w:bookmarkEnd w:id="81"/>
+    <w:bookmarkEnd w:id="82"/>
+    <w:bookmarkStart w:id="87" w:name="X5d4b5f02a8d1e1bb7de0fd8761be0a27a75634e"/>
     <w:p>
       <w:pPr>
         <w:pStyle w:val="Heading2"/>
@@ -14340,7 +18402,7 @@
         <w:t xml:space="preserve">Impact on Society, Environment and Sustainability</w:t>
       </w:r>
     </w:p>
-    <w:bookmarkStart w:id="81" w:name="impact-on-life-and-student-well-being"/>
+    <w:bookmarkStart w:id="83" w:name="impact-on-life-and-student-well-being"/>
     <w:p>
       <w:pPr>
         <w:pStyle w:val="Heading3"/>
@@ -14357,8 +18419,8 @@
         <w:t xml:space="preserve">By removing manual seat contention, chaotic desk reservation habits, and extensive physical book search latencies, the system significantly lowers student stress levels during high-pressure examination cycles. Fair slot allocations guarantee equitable access to university resources for all enrolled students.</w:t>
       </w:r>
     </w:p>
-    <w:bookmarkEnd w:id="81"/>
-    <w:bookmarkStart w:id="82" w:name="X47cbca3e665564c02af2ed211ef3b41ee4262a6"/>
+    <w:bookmarkEnd w:id="83"/>
+    <w:bookmarkStart w:id="84" w:name="X47cbca3e665564c02af2ed211ef3b41ee4262a6"/>
     <w:p>
       <w:pPr>
         <w:pStyle w:val="Heading3"/>
@@ -14375,8 +18437,8 @@
         <w:t xml:space="preserve">The platform replaces physical paper sign-in sheets, paper reservation cards, and printed checkout slips with digital verification passes. On a large campus with over 20,000 active students, this saves hundreds of reams of paper annually, actively contributing to university carbon footprint reduction and promoting green campus initiatives.</w:t>
       </w:r>
     </w:p>
-    <w:bookmarkEnd w:id="82"/>
-    <w:bookmarkStart w:id="83" w:name="ethical-aspects-and-data-privacy"/>
+    <w:bookmarkEnd w:id="84"/>
+    <w:bookmarkStart w:id="85" w:name="ethical-aspects-and-data-privacy"/>
     <w:p>
       <w:pPr>
         <w:pStyle w:val="Heading3"/>
@@ -14393,8 +18455,8 @@
         <w:t xml:space="preserve">All user authentication records are protected using industry-standard Bcrypt hashing. Student reading history and seat usage records are secured behind strict Role-Based Access Control (RBAC), preventing unauthorized patron tracking or personal profiling.</w:t>
       </w:r>
     </w:p>
-    <w:bookmarkEnd w:id="83"/>
-    <w:bookmarkStart w:id="84" w:name="sustainability-and-maintenance-plan"/>
+    <w:bookmarkEnd w:id="85"/>
+    <w:bookmarkStart w:id="86" w:name="sustainability-and-maintenance-plan"/>
     <w:p>
       <w:pPr>
         <w:pStyle w:val="Heading3"/>
@@ -14411,9 +18473,9 @@
         <w:t xml:space="preserve">The application is built on open-source, non-proprietary frameworks (Node.js, Next.js, PostgreSQL, Linux) without expensive vendor lock-in. Containerized Docker deployment guarantees long-term maintainability, easy horizontal scaling across campus branches, and zero recurring commercial software licensing fees.</w:t>
       </w:r>
     </w:p>
-    <w:bookmarkEnd w:id="84"/>
-    <w:bookmarkEnd w:id="85"/>
-    <w:bookmarkStart w:id="87" w:name="X76b7efcb00cdc50421949b9aba40db86a883cf8"/>
+    <w:bookmarkEnd w:id="86"/>
+    <w:bookmarkEnd w:id="87"/>
+    <w:bookmarkStart w:id="89" w:name="X76b7efcb00cdc50421949b9aba40db86a883cf8"/>
     <w:p>
       <w:pPr>
         <w:pStyle w:val="Heading2"/>
@@ -14444,7 +18506,7 @@
         <w:t xml:space="preserve">presents a comprehensive comparative financial analysis between the proposed in-house open-source architecture and proprietary commercial enterprise alternatives (such as Ex Libris Alma or proprietary room booking suites).</w:t>
       </w:r>
     </w:p>
-    <w:bookmarkStart w:id="86" w:name="tab:budget_comparison"/>
+    <w:bookmarkStart w:id="88" w:name="tab:budget_comparison"/>
     <w:p>
       <w:pPr>
         <w:pStyle w:val="TableCaption"/>
@@ -14852,9 +18914,9 @@
         </w:tc>
       </w:tr>
     </w:tbl>
-    <w:bookmarkEnd w:id="86"/>
-    <w:bookmarkEnd w:id="87"/>
-    <w:bookmarkStart w:id="101" w:name="complex-engineering-problem-cep"/>
+    <w:bookmarkEnd w:id="88"/>
+    <w:bookmarkEnd w:id="89"/>
+    <w:bookmarkStart w:id="103" w:name="complex-engineering-problem-cep"/>
     <w:p>
       <w:pPr>
         <w:pStyle w:val="Heading2"/>
@@ -14863,7 +18925,7 @@
         <w:t xml:space="preserve">Complex Engineering Problem (CEP)</w:t>
       </w:r>
     </w:p>
-    <w:bookmarkStart w:id="96" w:name="complex-problem-solving-mapping"/>
+    <w:bookmarkStart w:id="98" w:name="complex-problem-solving-mapping"/>
     <w:p>
       <w:pPr>
         <w:pStyle w:val="Heading3"/>
@@ -14894,7 +18956,7 @@
         <w:t xml:space="preserve">summarizes the project mapping to the BAETE Complex Engineering Problem (EP1–EP7) attributes.</w:t>
       </w:r>
     </w:p>
-    <w:bookmarkStart w:id="88" w:name="tab:ep_mapping"/>
+    <w:bookmarkStart w:id="90" w:name="tab:ep_mapping"/>
     <w:p>
       <w:pPr>
         <w:pStyle w:val="TableCaption"/>
@@ -15181,8 +19243,8 @@
         </w:tc>
       </w:tr>
     </w:tbl>
-    <w:bookmarkEnd w:id="88"/>
-    <w:bookmarkStart w:id="89" w:name="rationale-for-ep1-depth-of-knowledge"/>
+    <w:bookmarkEnd w:id="90"/>
+    <w:bookmarkStart w:id="91" w:name="rationale-for-ep1-depth-of-knowledge"/>
     <w:p>
       <w:pPr>
         <w:pStyle w:val="Heading4"/>
@@ -15199,8 +19261,8 @@
         <w:t xml:space="preserve">Resolving real-time concurrency, multi-tier spatial book location indexing, and cryptographic verification requires foundational and specialist knowledge spanning database concurrency control (ACID transactions), cryptographic hash functions, relational schema normalization, and full-stack software engineering.</w:t>
       </w:r>
     </w:p>
-    <w:bookmarkEnd w:id="89"/>
-    <w:bookmarkStart w:id="90" w:name="X8c965d41d254fca2f98b8a620b119038691b012"/>
+    <w:bookmarkEnd w:id="91"/>
+    <w:bookmarkStart w:id="92" w:name="X8c965d41d254fca2f98b8a620b119038691b012"/>
     <w:p>
       <w:pPr>
         <w:pStyle w:val="Heading4"/>
@@ -15217,8 +19279,8 @@
         <w:t xml:space="preserve">The system balances conflicting technical constraints: sub-50 ms search latency versus multi-table spatial joins, open student access versus tight administrative lending control, and rapid seat booking versus strict physical arrival verification windows.</w:t>
       </w:r>
     </w:p>
-    <w:bookmarkEnd w:id="90"/>
-    <w:bookmarkStart w:id="91" w:name="rationale-for-ep3-depth-of-analysis"/>
+    <w:bookmarkEnd w:id="92"/>
+    <w:bookmarkStart w:id="93" w:name="rationale-for-ep3-depth-of-analysis"/>
     <w:p>
       <w:pPr>
         <w:pStyle w:val="Heading4"/>
@@ -15271,8 +19333,8 @@
         <w:t xml:space="preserve">), dynamic slot time-window state machines, and relational constraint dependencies required deep algorithmic analysis.</w:t>
       </w:r>
     </w:p>
-    <w:bookmarkEnd w:id="91"/>
-    <w:bookmarkStart w:id="92" w:name="rationale-for-ep4-familiarity-of-issues"/>
+    <w:bookmarkEnd w:id="93"/>
+    <w:bookmarkStart w:id="94" w:name="rationale-for-ep4-familiarity-of-issues"/>
     <w:p>
       <w:pPr>
         <w:pStyle w:val="Heading4"/>
@@ -15289,8 +19351,8 @@
         <w:t xml:space="preserve">Addressing simultaneous registration surges, sudden phantom seat reservations, and unindexed physical library shelves represents non-standard, institution-specific engineering challenges.</w:t>
       </w:r>
     </w:p>
-    <w:bookmarkEnd w:id="92"/>
-    <w:bookmarkStart w:id="93" w:name="Xd1d43a2f45369974c5aec914e6d5af1836ed66a"/>
+    <w:bookmarkEnd w:id="94"/>
+    <w:bookmarkStart w:id="95" w:name="Xd1d43a2f45369974c5aec914e6d5af1836ed66a"/>
     <w:p>
       <w:pPr>
         <w:pStyle w:val="Heading4"/>
@@ -15307,8 +19369,8 @@
         <w:t xml:space="preserve">Strict compliance with ISO/IEC 25010, RFC 7231 (REST), RFC 7519 (JWT), and W3C WCAG accessibility standards.</w:t>
       </w:r>
     </w:p>
-    <w:bookmarkEnd w:id="93"/>
-    <w:bookmarkStart w:id="94" w:name="Xaae8ab1b8257a4859a5ffc978cbd2c7b218efc8"/>
+    <w:bookmarkEnd w:id="95"/>
+    <w:bookmarkStart w:id="96" w:name="Xaae8ab1b8257a4859a5ffc978cbd2c7b218efc8"/>
     <w:p>
       <w:pPr>
         <w:pStyle w:val="Heading4"/>
@@ -15325,8 +19387,8 @@
         <w:t xml:space="preserve">Requires active coordination and continuous reconciliation between students, librarians, faculty members, and university IT administrators.</w:t>
       </w:r>
     </w:p>
-    <w:bookmarkEnd w:id="94"/>
-    <w:bookmarkStart w:id="95" w:name="rationale-for-ep7-interdependence"/>
+    <w:bookmarkEnd w:id="96"/>
+    <w:bookmarkStart w:id="97" w:name="rationale-for-ep7-interdependence"/>
     <w:p>
       <w:pPr>
         <w:pStyle w:val="Heading4"/>
@@ -15343,9 +19405,9 @@
         <w:t xml:space="preserve">High technical interdependence exists across the Next.js presentation layer, Express RESTful microservices, Prisma ORM layer, PostgreSQL database constraints, and camera QR scanning hardware.</w:t>
       </w:r>
     </w:p>
-    <w:bookmarkEnd w:id="95"/>
-    <w:bookmarkEnd w:id="96"/>
-    <w:bookmarkStart w:id="98" w:name="mapping-with-knowledge-profile"/>
+    <w:bookmarkEnd w:id="97"/>
+    <w:bookmarkEnd w:id="98"/>
+    <w:bookmarkStart w:id="100" w:name="mapping-with-knowledge-profile"/>
     <w:p>
       <w:pPr>
         <w:pStyle w:val="Heading3"/>
@@ -15376,7 +19438,7 @@
         <w:t xml:space="preserve">details the BAETE Knowledge Profile (K1–K8) mappings.</w:t>
       </w:r>
     </w:p>
-    <w:bookmarkStart w:id="97" w:name="tab:knowledge_profile"/>
+    <w:bookmarkStart w:id="99" w:name="tab:knowledge_profile"/>
     <w:p>
       <w:pPr>
         <w:pStyle w:val="TableCaption"/>
@@ -15700,7 +19762,7 @@
         </w:tc>
       </w:tr>
     </w:tbl>
-    <w:bookmarkEnd w:id="97"/>
+    <w:bookmarkEnd w:id="99"/>
     <w:p>
       <w:pPr>
         <w:numPr>
@@ -15845,8 +19907,8 @@
         <w:t xml:space="preserve">: Systematic review and synthesis of peer-reviewed smart library research papers.</w:t>
       </w:r>
     </w:p>
-    <w:bookmarkEnd w:id="98"/>
-    <w:bookmarkStart w:id="100" w:name="X8c044b2a9bdaa055df3c84f6c4c9500252f46c5"/>
+    <w:bookmarkEnd w:id="100"/>
+    <w:bookmarkStart w:id="102" w:name="X8c044b2a9bdaa055df3c84f6c4c9500252f46c5"/>
     <w:p>
       <w:pPr>
         <w:pStyle w:val="Heading3"/>
@@ -15877,7 +19939,7 @@
         <w:t xml:space="preserve">maps the project to Complex Engineering Activities (EA1–EA5).</w:t>
       </w:r>
     </w:p>
-    <w:bookmarkStart w:id="99" w:name="tab:ea_mapping"/>
+    <w:bookmarkStart w:id="101" w:name="tab:ea_mapping"/>
     <w:p>
       <w:pPr>
         <w:pStyle w:val="TableCaption"/>
@@ -16090,7 +20152,7 @@
         </w:tc>
       </w:tr>
     </w:tbl>
-    <w:bookmarkEnd w:id="99"/>
+    <w:bookmarkEnd w:id="101"/>
     <w:p>
       <w:pPr>
         <w:numPr>
@@ -16181,28 +20243,28 @@
         <w:t xml:space="preserve">: Engineering a custom, scalable solution under dynamic real-world campus constraints.</w:t>
       </w:r>
     </w:p>
-    <w:bookmarkEnd w:id="100"/>
-    <w:bookmarkEnd w:id="101"/>
-    <w:bookmarkStart w:id="102" w:name="summary-1"/>
-    <w:p>
-      <w:pPr>
-        <w:pStyle w:val="Heading2"/>
-      </w:pPr>
-      <w:r>
-        <w:t xml:space="preserve">Summary</w:t>
-      </w:r>
-    </w:p>
-    <w:p>
-      <w:pPr>
-        <w:pStyle w:val="FirstParagraph"/>
-      </w:pPr>
-      <w:r>
-        <w:t xml:space="preserve">This chapter established strict compliance with international software and security standards, proved significant environmental and societal benefits, verified an 88.6% cost reduction over proprietary software, and successfully validated all BAETE accreditation dimensions (EP1–EP7, K1–K8, EA1–EA5).</w:t>
-      </w:r>
-    </w:p>
     <w:bookmarkEnd w:id="102"/>
     <w:bookmarkEnd w:id="103"/>
-    <w:bookmarkStart w:id="107" w:name="conclusion"/>
+    <w:bookmarkStart w:id="104" w:name="summary-1"/>
+    <w:p>
+      <w:pPr>
+        <w:pStyle w:val="Heading2"/>
+      </w:pPr>
+      <w:r>
+        <w:t xml:space="preserve">Summary</w:t>
+      </w:r>
+    </w:p>
+    <w:p>
+      <w:pPr>
+        <w:pStyle w:val="FirstParagraph"/>
+      </w:pPr>
+      <w:r>
+        <w:t xml:space="preserve">This chapter established strict compliance with international software and security standards, proved significant environmental and societal benefits, verified an 88.6% cost reduction over proprietary software, and successfully validated all BAETE accreditation dimensions (EP1–EP7, K1–K8, EA1–EA5).</w:t>
+      </w:r>
+    </w:p>
+    <w:bookmarkEnd w:id="104"/>
+    <w:bookmarkEnd w:id="105"/>
+    <w:bookmarkStart w:id="109" w:name="conclusion"/>
     <w:p>
       <w:pPr>
         <w:pStyle w:val="Heading1"/>
@@ -16219,7 +20281,7 @@
         <w:t xml:space="preserve">This chapter synthesizes the primary contributions and findings of the research, acknowledges current operational limitations, and identifies promising avenues for future research and architectural enhancement.</w:t>
       </w:r>
     </w:p>
-    <w:bookmarkStart w:id="104" w:name="summary-2"/>
+    <w:bookmarkStart w:id="106" w:name="summary-2"/>
     <w:p>
       <w:pPr>
         <w:pStyle w:val="Heading2"/>
@@ -16246,7 +20308,7 @@
         <w:t xml:space="preserve">Smart Library Management System</w:t>
       </w:r>
       <w:r>
-        <w:t xml:space="preserve">, an integrated, high-performance web platform that bridges critical gaps in academic library space allocation, physical book discovery, digital document access, and resource circulation. By unifying real-time slot-based seat reservation, multi-dimensional physical shelf indexing (Floor</w:t>
+        <w:t xml:space="preserve">, an integrated, high-performance web platform that bridges critical gaps in academic library space allocation, physical book discovery, digital document access, and resource circulation. By unifying real-time slot-based seat reservation with automated lifecycle governance (15-minute grace period no-show cancellation, administrative cancellation audit tracking, proactive 10-minute slot expiration warnings, and automatic seat releases upon slot conclusion), multi-dimensional physical shelf indexing (Floor</w:t>
       </w:r>
       <w:r>
         <w:t xml:space="preserve"> </w:t>
@@ -16297,7 +20359,7 @@
         <w:t xml:space="preserve"> </w:t>
       </w:r>
       <w:r>
-        <w:t xml:space="preserve">Shelf position), digital PDF viewing and downloading, and a staff-governed circulation workflow within a modern three-tier architecture (Next.js, Express.js, TypeScript, PostgreSQL, Prisma ORM), the platform transforms fragmented library workflows into a seamless student experience.</w:t>
+        <w:t xml:space="preserve">Shelf position), digital PDF viewing and downloading, and an automated circulation and fine-settlement workflow within a modern three-tier architecture (Next.js, Express.js, TypeScript, PostgreSQL, Prisma ORM, Resend API / SMTP), the platform transforms fragmented library workflows into a seamless student experience.</w:t>
       </w:r>
     </w:p>
     <w:p>
@@ -16316,7 +20378,23 @@
         </w:numPr>
       </w:pPr>
       <w:r>
-        <w:t xml:space="preserve">A **97.2% reduction** in seat discovery and reservation time (from 14.5 minutes to 24.2 seconds).</w:t>
+        <w:t xml:space="preserve">A</w:t>
+      </w:r>
+      <w:r>
+        <w:t xml:space="preserve"> </w:t>
+      </w:r>
+      <w:r>
+        <w:rPr>
+          <w:b/>
+          <w:bCs/>
+        </w:rPr>
+        <w:t xml:space="preserve">97.2% reduction</w:t>
+      </w:r>
+      <w:r>
+        <w:t xml:space="preserve"> </w:t>
+      </w:r>
+      <w:r>
+        <w:t xml:space="preserve">in seat discovery and reservation time (from 14.5 minutes to 24.2 seconds).</w:t>
       </w:r>
     </w:p>
     <w:p>
@@ -16327,7 +20405,23 @@
         </w:numPr>
       </w:pPr>
       <w:r>
-        <w:t xml:space="preserve">A **78.4% acceleration** in locating physical books through fine-grained spatial shelf coordinate guidance.</w:t>
+        <w:t xml:space="preserve">A</w:t>
+      </w:r>
+      <w:r>
+        <w:t xml:space="preserve"> </w:t>
+      </w:r>
+      <w:r>
+        <w:rPr>
+          <w:b/>
+          <w:bCs/>
+        </w:rPr>
+        <w:t xml:space="preserve">78.4% acceleration</w:t>
+      </w:r>
+      <w:r>
+        <w:t xml:space="preserve"> </w:t>
+      </w:r>
+      <w:r>
+        <w:t xml:space="preserve">in locating physical books through fine-grained spatial shelf coordinate guidance.</w:t>
       </w:r>
     </w:p>
     <w:p>
@@ -16338,7 +20432,17 @@
         </w:numPr>
       </w:pPr>
       <w:r>
-        <w:t xml:space="preserve">**Complete elimination (0.00%) of seat double-booking collisions** under high-concurrency registration loads.</w:t>
+        <w:rPr>
+          <w:b/>
+          <w:bCs/>
+        </w:rPr>
+        <w:t xml:space="preserve">Complete elimination (0.00%) of seat double-booking collisions</w:t>
+      </w:r>
+      <w:r>
+        <w:t xml:space="preserve"> </w:t>
+      </w:r>
+      <w:r>
+        <w:t xml:space="preserve">under high-concurrency registration loads.</w:t>
       </w:r>
     </w:p>
     <w:p>
@@ -16349,11 +20453,45 @@
         </w:numPr>
       </w:pPr>
       <w:r>
-        <w:t xml:space="preserve">An **88.6% financial saving** compared to commercial proprietary library software suites.</w:t>
-      </w:r>
-    </w:p>
-    <w:bookmarkEnd w:id="104"/>
-    <w:bookmarkStart w:id="105" w:name="limitations"/>
+        <w:rPr>
+          <w:b/>
+          <w:bCs/>
+        </w:rPr>
+        <w:t xml:space="preserve">Automated Resource Reclamation</w:t>
+      </w:r>
+      <w:r>
+        <w:t xml:space="preserve">: Instant 15-minute no-show seat recycling and 10-minute advance student warning alerts ensuring maximum seat utilization during peak study hours.</w:t>
+      </w:r>
+    </w:p>
+    <w:p>
+      <w:pPr>
+        <w:numPr>
+          <w:ilvl w:val="0"/>
+          <w:numId w:val="1020"/>
+        </w:numPr>
+      </w:pPr>
+      <w:r>
+        <w:t xml:space="preserve">An</w:t>
+      </w:r>
+      <w:r>
+        <w:t xml:space="preserve"> </w:t>
+      </w:r>
+      <w:r>
+        <w:rPr>
+          <w:b/>
+          <w:bCs/>
+        </w:rPr>
+        <w:t xml:space="preserve">88.6% financial saving</w:t>
+      </w:r>
+      <w:r>
+        <w:t xml:space="preserve"> </w:t>
+      </w:r>
+      <w:r>
+        <w:t xml:space="preserve">compared to commercial proprietary library software suites.</w:t>
+      </w:r>
+    </w:p>
+    <w:bookmarkEnd w:id="106"/>
+    <w:bookmarkStart w:id="107" w:name="limitations"/>
     <w:p>
       <w:pPr>
         <w:pStyle w:val="Heading2"/>
@@ -16424,8 +20562,8 @@
         <w:t xml:space="preserve">: Client-side QR code scanning latency can vary depending on individual smartphone camera focus capabilities in low-light library zones.</w:t>
       </w:r>
     </w:p>
-    <w:bookmarkEnd w:id="105"/>
-    <w:bookmarkStart w:id="106" w:name="future-work"/>
+    <w:bookmarkEnd w:id="107"/>
+    <w:bookmarkStart w:id="108" w:name="future-work"/>
     <w:p>
       <w:pPr>
         <w:pStyle w:val="Heading2"/>
@@ -16508,10 +20646,10 @@
           <w:b/>
           <w:bCs/>
         </w:rPr>
-        <w:t xml:space="preserve">Automated Push and SMS Notifications</w:t>
-      </w:r>
-      <w:r>
-        <w:t xml:space="preserve">: Implementing real-time WebPush and SMS alerts for upcoming reservation expiration, overdue loan reminders, and newly acquired book arrivals.</w:t>
+        <w:t xml:space="preserve">Multi-Channel Push and SMS Alerts</w:t>
+      </w:r>
+      <w:r>
+        <w:t xml:space="preserve">: Expanding the current automated email notification infrastructure (Resend API / SMTP) to include real-time mobile WebPush notifications and GSM SMS gateway integrations.</w:t>
       </w:r>
     </w:p>
     <w:p>
@@ -16950,8 +21088,8 @@
         <w:t xml:space="preserve">Ph.D. dissertation, Dept. Inf. Comput. Sci., Univ. California, Irvine, CA, USA, 2000.</w:t>
       </w:r>
     </w:p>
-    <w:bookmarkEnd w:id="106"/>
-    <w:bookmarkEnd w:id="107"/>
+    <w:bookmarkEnd w:id="108"/>
+    <w:bookmarkEnd w:id="109"/>
     <w:sectPr>
       <w:footnotePr>
         <w:numRestart w:val="eachSect"/>
